--- a/documentacion/Seguridad.docx
+++ b/documentacion/Seguridad.docx
@@ -448,7 +448,7 @@
     <w:sdt>
       <w:sdtPr>
         <w:alias w:val="Contenido"/>
-        <w:id w:val="759959766"/>
+        <w:id w:val="1965923196"/>
       </w:sdtPr>
       <w:sdtEndPr/>
       <w:sdtContent>
@@ -477,7 +477,7 @@
           <w:r>
             <w:fldChar w:fldCharType="separate"/>
           </w:r>
-          <w:hyperlink w:anchor="_Toc242792050" w:history="1">
+          <w:hyperlink w:anchor="_Toc243055447" w:history="1">
             <w:r>
               <w:rPr>
                 <w:rStyle w:val="Hipervnculo"/>
@@ -501,7 +501,7 @@
               <w:rPr>
                 <w:noProof/>
               </w:rPr>
-              <w:instrText xml:space="preserve"> PAGEREF _Toc242792050 \h </w:instrText>
+              <w:instrText xml:space="preserve"> PAGEREF _Toc243055447 \h </w:instrText>
             </w:r>
             <w:r>
               <w:rPr>
@@ -544,7 +544,7 @@
               <w14:ligatures w14:val="standardContextual"/>
             </w:rPr>
           </w:pPr>
-          <w:hyperlink w:anchor="_Toc242792051" w:history="1">
+          <w:hyperlink w:anchor="_Toc243055448" w:history="1">
             <w:r>
               <w:rPr>
                 <w:rStyle w:val="Hipervnculo"/>
@@ -568,7 +568,7 @@
               <w:rPr>
                 <w:noProof/>
               </w:rPr>
-              <w:instrText xml:space="preserve"> PAGEREF _Toc242792051 \h </w:instrText>
+              <w:instrText xml:space="preserve"> PAGEREF _Toc243055448 \h </w:instrText>
             </w:r>
             <w:r>
               <w:rPr>
@@ -611,7 +611,7 @@
               <w14:ligatures w14:val="standardContextual"/>
             </w:rPr>
           </w:pPr>
-          <w:hyperlink w:anchor="_Toc242792052" w:history="1">
+          <w:hyperlink w:anchor="_Toc243055449" w:history="1">
             <w:r>
               <w:rPr>
                 <w:rStyle w:val="Hipervnculo"/>
@@ -635,7 +635,7 @@
               <w:rPr>
                 <w:noProof/>
               </w:rPr>
-              <w:instrText xml:space="preserve"> PAGEREF _Toc242792052 \h </w:instrText>
+              <w:instrText xml:space="preserve"> PAGEREF _Toc243055449 \h </w:instrText>
             </w:r>
             <w:r>
               <w:rPr>
@@ -678,7 +678,7 @@
               <w14:ligatures w14:val="standardContextual"/>
             </w:rPr>
           </w:pPr>
-          <w:hyperlink w:anchor="_Toc242792053" w:history="1">
+          <w:hyperlink w:anchor="_Toc243055450" w:history="1">
             <w:r>
               <w:rPr>
                 <w:rStyle w:val="Hipervnculo"/>
@@ -702,7 +702,7 @@
               <w:rPr>
                 <w:noProof/>
               </w:rPr>
-              <w:instrText xml:space="preserve"> PAGEREF _Toc242792053 \h </w:instrText>
+              <w:instrText xml:space="preserve"> PAGEREF _Toc243055450 \h </w:instrText>
             </w:r>
             <w:r>
               <w:rPr>
@@ -745,7 +745,7 @@
               <w14:ligatures w14:val="standardContextual"/>
             </w:rPr>
           </w:pPr>
-          <w:hyperlink w:anchor="_Toc242792054" w:history="1">
+          <w:hyperlink w:anchor="_Toc243055451" w:history="1">
             <w:r>
               <w:rPr>
                 <w:rStyle w:val="Hipervnculo"/>
@@ -769,7 +769,7 @@
               <w:rPr>
                 <w:noProof/>
               </w:rPr>
-              <w:instrText xml:space="preserve"> PAGEREF _Toc242792054 \h </w:instrText>
+              <w:instrText xml:space="preserve"> PAGEREF _Toc243055451 \h </w:instrText>
             </w:r>
             <w:r>
               <w:rPr>
@@ -812,7 +812,7 @@
               <w14:ligatures w14:val="standardContextual"/>
             </w:rPr>
           </w:pPr>
-          <w:hyperlink w:anchor="_Toc242792055" w:history="1">
+          <w:hyperlink w:anchor="_Toc243055452" w:history="1">
             <w:r>
               <w:rPr>
                 <w:rStyle w:val="Hipervnculo"/>
@@ -836,7 +836,7 @@
               <w:rPr>
                 <w:noProof/>
               </w:rPr>
-              <w:instrText xml:space="preserve"> PAGEREF _Toc242792055 \h </w:instrText>
+              <w:instrText xml:space="preserve"> PAGEREF _Toc243055452 \h </w:instrText>
             </w:r>
             <w:r>
               <w:rPr>
@@ -879,7 +879,7 @@
               <w14:ligatures w14:val="standardContextual"/>
             </w:rPr>
           </w:pPr>
-          <w:hyperlink w:anchor="_Toc242792056" w:history="1">
+          <w:hyperlink w:anchor="_Toc243055453" w:history="1">
             <w:r>
               <w:rPr>
                 <w:rStyle w:val="Hipervnculo"/>
@@ -903,7 +903,7 @@
               <w:rPr>
                 <w:noProof/>
               </w:rPr>
-              <w:instrText xml:space="preserve"> PAGEREF _Toc242792056 \h </w:instrText>
+              <w:instrText xml:space="preserve"> PAGEREF _Toc243055453 \h </w:instrText>
             </w:r>
             <w:r>
               <w:rPr>
@@ -946,7 +946,7 @@
               <w14:ligatures w14:val="standardContextual"/>
             </w:rPr>
           </w:pPr>
-          <w:hyperlink w:anchor="_Toc242792057" w:history="1">
+          <w:hyperlink w:anchor="_Toc243055454" w:history="1">
             <w:r>
               <w:rPr>
                 <w:rStyle w:val="Hipervnculo"/>
@@ -970,7 +970,7 @@
               <w:rPr>
                 <w:noProof/>
               </w:rPr>
-              <w:instrText xml:space="preserve"> PAGEREF _Toc242792057 \h </w:instrText>
+              <w:instrText xml:space="preserve"> PAGEREF _Toc243055454 \h </w:instrText>
             </w:r>
             <w:r>
               <w:rPr>
@@ -1013,7 +1013,7 @@
               <w14:ligatures w14:val="standardContextual"/>
             </w:rPr>
           </w:pPr>
-          <w:hyperlink w:anchor="_Toc242792058" w:history="1">
+          <w:hyperlink w:anchor="_Toc243055455" w:history="1">
             <w:r>
               <w:rPr>
                 <w:rStyle w:val="Hipervnculo"/>
@@ -1037,7 +1037,7 @@
               <w:rPr>
                 <w:noProof/>
               </w:rPr>
-              <w:instrText xml:space="preserve"> PAGEREF _Toc242792058 \h </w:instrText>
+              <w:instrText xml:space="preserve"> PAGEREF _Toc243055455 \h </w:instrText>
             </w:r>
             <w:r>
               <w:rPr>
@@ -1080,7 +1080,7 @@
               <w14:ligatures w14:val="standardContextual"/>
             </w:rPr>
           </w:pPr>
-          <w:hyperlink w:anchor="_Toc242792059" w:history="1">
+          <w:hyperlink w:anchor="_Toc243055456" w:history="1">
             <w:r>
               <w:rPr>
                 <w:rStyle w:val="Hipervnculo"/>
@@ -1104,7 +1104,7 @@
               <w:rPr>
                 <w:noProof/>
               </w:rPr>
-              <w:instrText xml:space="preserve"> PAGEREF _Toc242792059 \h </w:instrText>
+              <w:instrText xml:space="preserve"> PAGEREF _Toc243055456 \h </w:instrText>
             </w:r>
             <w:r>
               <w:rPr>
@@ -1147,7 +1147,7 @@
               <w14:ligatures w14:val="standardContextual"/>
             </w:rPr>
           </w:pPr>
-          <w:hyperlink w:anchor="_Toc242792060" w:history="1">
+          <w:hyperlink w:anchor="_Toc243055457" w:history="1">
             <w:r>
               <w:rPr>
                 <w:rStyle w:val="Hipervnculo"/>
@@ -1171,7 +1171,7 @@
               <w:rPr>
                 <w:noProof/>
               </w:rPr>
-              <w:instrText xml:space="preserve"> PAGEREF _Toc242792060 \h </w:instrText>
+              <w:instrText xml:space="preserve"> PAGEREF _Toc243055457 \h </w:instrText>
             </w:r>
             <w:r>
               <w:rPr>
@@ -1215,7 +1215,7 @@
         <w:pStyle w:val="Ttulo1"/>
         <w:keepNext/>
       </w:pPr>
-      <w:bookmarkStart w:id="0" w:name="_Toc242792050"/>
+      <w:bookmarkStart w:id="0" w:name="_Toc243055447"/>
       <w:r>
         <w:t>1. Resumen</w:t>
       </w:r>
@@ -1274,7 +1274,7 @@
         <w:pStyle w:val="Ttulo1"/>
         <w:keepNext/>
       </w:pPr>
-      <w:bookmarkStart w:id="1" w:name="_Toc242792051"/>
+      <w:bookmarkStart w:id="1" w:name="_Toc243055448"/>
       <w:r>
         <w:t>2. Autenticación</w:t>
       </w:r>
@@ -1285,7 +1285,7 @@
         <w:pStyle w:val="Ttulo2"/>
         <w:keepNext/>
       </w:pPr>
-      <w:bookmarkStart w:id="2" w:name="_Toc242792052"/>
+      <w:bookmarkStart w:id="2" w:name="_Toc243055449"/>
       <w:r>
         <w:t>2.1 Inicio de sesión</w:t>
       </w:r>
@@ -1400,7 +1400,7 @@
         <w:pStyle w:val="Ttulo2"/>
         <w:keepNext/>
       </w:pPr>
-      <w:bookmarkStart w:id="3" w:name="_Toc242792053"/>
+      <w:bookmarkStart w:id="3" w:name="_Toc243055450"/>
       <w:r>
         <w:t>2.2 Bloqueo por intentos fallidos</w:t>
       </w:r>
@@ -1765,7 +1765,7 @@
         <w:pStyle w:val="Ttulo2"/>
         <w:keepNext/>
       </w:pPr>
-      <w:bookmarkStart w:id="4" w:name="_Toc242792054"/>
+      <w:bookmarkStart w:id="4" w:name="_Toc243055451"/>
       <w:r>
         <w:t>2.3 Sesiones</w:t>
       </w:r>
@@ -1912,7 +1912,7 @@
         <w:pStyle w:val="Ttulo1"/>
         <w:keepNext/>
       </w:pPr>
-      <w:bookmarkStart w:id="5" w:name="_Toc242792055"/>
+      <w:bookmarkStart w:id="5" w:name="_Toc243055452"/>
       <w:r>
         <w:t>3. Roles</w:t>
       </w:r>
@@ -2183,7 +2183,7 @@
         <w:pStyle w:val="Ttulo1"/>
         <w:keepNext/>
       </w:pPr>
-      <w:bookmarkStart w:id="6" w:name="_Toc242792056"/>
+      <w:bookmarkStart w:id="6" w:name="_Toc243055453"/>
       <w:r>
         <w:t>4. Permisos</w:t>
       </w:r>
@@ -4697,7 +4697,7 @@
         <w:pStyle w:val="Ttulo1"/>
         <w:keepNext/>
       </w:pPr>
-      <w:bookmarkStart w:id="7" w:name="_Toc242792057"/>
+      <w:bookmarkStart w:id="7" w:name="_Toc243055454"/>
       <w:r>
         <w:t>5. Manejo de credenciales</w:t>
       </w:r>
@@ -5254,7 +5254,7 @@
         <w:pStyle w:val="Ttulo1"/>
         <w:keepNext/>
       </w:pPr>
-      <w:bookmarkStart w:id="8" w:name="_Toc242792058"/>
+      <w:bookmarkStart w:id="8" w:name="_Toc243055455"/>
       <w:r>
         <w:t>6. Protección de la aplicación</w:t>
       </w:r>
@@ -6059,7 +6059,7 @@
         <w:pStyle w:val="Ttulo1"/>
         <w:keepNext/>
       </w:pPr>
-      <w:bookmarkStart w:id="9" w:name="_Toc242792059"/>
+      <w:bookmarkStart w:id="9" w:name="_Toc243055456"/>
       <w:r>
         <w:t>7. Auditoría y registro</w:t>
       </w:r>
@@ -6174,7 +6174,7 @@
         <w:pStyle w:val="Ttulo1"/>
         <w:keepNext/>
       </w:pPr>
-      <w:bookmarkStart w:id="10" w:name="_Toc242792060"/>
+      <w:bookmarkStart w:id="10" w:name="_Toc243055457"/>
       <w:r>
         <w:t>8. Pendientes recomendados para producción</w:t>
       </w:r>
@@ -6421,64 +6421,10 @@
 <file path=word/numbering.xml><?xml version="1.0" encoding="utf-8"?>
 <w:numbering xmlns:wpc="http://schemas.microsoft.com/office/word/2010/wordprocessingCanvas" xmlns:cx="http://schemas.microsoft.com/office/drawing/2014/chartex" xmlns:cx1="http://schemas.microsoft.com/office/drawing/2015/9/8/chartex" xmlns:cx2="http://schemas.microsoft.com/office/drawing/2015/10/21/chartex" xmlns:cx3="http://schemas.microsoft.com/office/drawing/2016/5/9/chartex" xmlns:cx4="http://schemas.microsoft.com/office/drawing/2016/5/10/chartex" xmlns:cx5="http://schemas.microsoft.com/office/drawing/2016/5/11/chartex" xmlns:cx6="http://schemas.microsoft.com/office/drawing/2016/5/12/chartex" xmlns:cx7="http://schemas.microsoft.com/office/drawing/2016/5/13/chartex" xmlns:cx8="http://schemas.microsoft.com/office/drawing/2016/5/14/chartex" xmlns:mc="http://schemas.openxmlformats.org/markup-compatibility/2006" xmlns:aink="http://schemas.microsoft.com/office/drawing/2016/ink" xmlns:am3d="http://schemas.microsoft.com/office/drawing/2017/model3d" xmlns:o="urn:schemas-microsoft-com:office:office" xmlns:oel="http://schemas.microsoft.com/office/2019/extlst" xmlns:r="http://schemas.openxmlformats.org/officeDocument/2006/relationships" xmlns:m="http://schemas.openxmlformats.org/officeDocument/2006/math" xmlns:v="urn:schemas-microsoft-com:vml" xmlns:wp14="http://schemas.microsoft.com/office/word/2010/wordprocessingDrawing" xmlns:wp="http://schemas.openxmlformats.org/drawingml/2006/wordprocessingDrawing" xmlns:w10="urn:schemas-microsoft-com:office:word" xmlns:w="http://schemas.openxmlformats.org/wordprocessingml/2006/main" xmlns:w14="http://schemas.microsoft.com/office/word/2010/wordml" xmlns:w15="http://schemas.microsoft.com/office/word/2012/wordml" xmlns:w16cex="http://schemas.microsoft.com/office/word/2018/wordml/cex" xmlns:w16cid="http://schemas.microsoft.com/office/word/2016/wordml/cid" xmlns:w16="http://schemas.microsoft.com/office/word/2018/wordml" xmlns:w16du="http://schemas.microsoft.com/office/word/2023/wordml/word16du" xmlns:w16sdtdh="http://schemas.microsoft.com/office/word/2020/wordml/sdtdatahash" xmlns:w16sdtfl="http://schemas.microsoft.com/office/word/2024/wordml/sdtformatlock" xmlns:w16se="http://schemas.microsoft.com/office/word/2015/wordml/symex" xmlns:wpg="http://schemas.microsoft.com/office/word/2010/wordprocessingGroup" xmlns:wpi="http://schemas.microsoft.com/office/word/2010/wordprocessingInk" xmlns:wne="http://schemas.microsoft.com/office/word/2006/wordml" xmlns:wps="http://schemas.microsoft.com/office/word/2010/wordprocessingShape" mc:Ignorable="w14 w15 w16se w16cid w16 w16cex w16sdtdh w16sdtfl w16du wp14">
   <w:abstractNum w:abstractNumId="0" w15:restartNumberingAfterBreak="0">
-    <w:nsid w:val="02E54CD8"/>
+    <w:nsid w:val="0686742B"/>
     <w:multiLevelType w:val="hybridMultilevel"/>
-    <w:tmpl w:val="7A045978"/>
-    <w:lvl w:ilvl="0" w:tplc="AC0E1D92" w:tentative="1">
-      <w:start w:val="1"/>
-      <w:numFmt w:val="decimal"/>
-      <w:lvlText w:val="%1."/>
-      <w:lvlJc w:val="left"/>
-      <w:pPr>
-        <w:ind w:left="420" w:hanging="300"/>
-      </w:pPr>
-    </w:lvl>
-    <w:lvl w:ilvl="1" w:tplc="E71824EC">
-      <w:numFmt w:val="decimal"/>
-      <w:lvlText w:val=""/>
-      <w:lvlJc w:val="left"/>
-    </w:lvl>
-    <w:lvl w:ilvl="2" w:tplc="C1D80698">
-      <w:numFmt w:val="decimal"/>
-      <w:lvlText w:val=""/>
-      <w:lvlJc w:val="left"/>
-    </w:lvl>
-    <w:lvl w:ilvl="3" w:tplc="33E64ABC">
-      <w:numFmt w:val="decimal"/>
-      <w:lvlText w:val=""/>
-      <w:lvlJc w:val="left"/>
-    </w:lvl>
-    <w:lvl w:ilvl="4" w:tplc="8F10DA80">
-      <w:numFmt w:val="decimal"/>
-      <w:lvlText w:val=""/>
-      <w:lvlJc w:val="left"/>
-    </w:lvl>
-    <w:lvl w:ilvl="5" w:tplc="DF7E8B86">
-      <w:numFmt w:val="decimal"/>
-      <w:lvlText w:val=""/>
-      <w:lvlJc w:val="left"/>
-    </w:lvl>
-    <w:lvl w:ilvl="6" w:tplc="FD066B9C">
-      <w:numFmt w:val="decimal"/>
-      <w:lvlText w:val=""/>
-      <w:lvlJc w:val="left"/>
-    </w:lvl>
-    <w:lvl w:ilvl="7" w:tplc="C31205AE">
-      <w:numFmt w:val="decimal"/>
-      <w:lvlText w:val=""/>
-      <w:lvlJc w:val="left"/>
-    </w:lvl>
-    <w:lvl w:ilvl="8" w:tplc="1D5A6B78">
-      <w:numFmt w:val="decimal"/>
-      <w:lvlText w:val=""/>
-      <w:lvlJc w:val="left"/>
-    </w:lvl>
-  </w:abstractNum>
-  <w:abstractNum w:abstractNumId="1" w15:restartNumberingAfterBreak="0">
-    <w:nsid w:val="2628070D"/>
-    <w:multiLevelType w:val="hybridMultilevel"/>
-    <w:tmpl w:val="7BD04648"/>
-    <w:lvl w:ilvl="0" w:tplc="9BEAF28A">
+    <w:tmpl w:val="C2DE7564"/>
+    <w:lvl w:ilvl="0" w:tplc="E2F8DE44">
       <w:start w:val="1"/>
       <w:numFmt w:val="bullet"/>
       <w:lvlText w:val="•"/>
@@ -6487,7 +6433,7 @@
         <w:ind w:left="400" w:hanging="260"/>
       </w:pPr>
     </w:lvl>
-    <w:lvl w:ilvl="1" w:tplc="20164078" w:tentative="1">
+    <w:lvl w:ilvl="1" w:tplc="70EED0C0" w:tentative="1">
       <w:start w:val="1"/>
       <w:numFmt w:val="bullet"/>
       <w:lvlText w:val="–"/>
@@ -6496,7 +6442,7 @@
         <w:ind w:left="760" w:hanging="260"/>
       </w:pPr>
     </w:lvl>
-    <w:lvl w:ilvl="2" w:tplc="A59E3650" w:tentative="1">
+    <w:lvl w:ilvl="2" w:tplc="DD689B2E" w:tentative="1">
       <w:start w:val="1"/>
       <w:numFmt w:val="bullet"/>
       <w:lvlText w:val="·"/>
@@ -6505,42 +6451,42 @@
         <w:ind w:left="1120" w:hanging="260"/>
       </w:pPr>
     </w:lvl>
-    <w:lvl w:ilvl="3" w:tplc="FD16D784">
+    <w:lvl w:ilvl="3" w:tplc="CDAA7624">
       <w:numFmt w:val="decimal"/>
       <w:lvlText w:val=""/>
       <w:lvlJc w:val="left"/>
     </w:lvl>
-    <w:lvl w:ilvl="4" w:tplc="8C5E5A94">
+    <w:lvl w:ilvl="4" w:tplc="C062F958">
       <w:numFmt w:val="decimal"/>
       <w:lvlText w:val=""/>
       <w:lvlJc w:val="left"/>
     </w:lvl>
-    <w:lvl w:ilvl="5" w:tplc="78D60818">
+    <w:lvl w:ilvl="5" w:tplc="62163E36">
       <w:numFmt w:val="decimal"/>
       <w:lvlText w:val=""/>
       <w:lvlJc w:val="left"/>
     </w:lvl>
-    <w:lvl w:ilvl="6" w:tplc="D752FEE8">
+    <w:lvl w:ilvl="6" w:tplc="0900C740">
       <w:numFmt w:val="decimal"/>
       <w:lvlText w:val=""/>
       <w:lvlJc w:val="left"/>
     </w:lvl>
-    <w:lvl w:ilvl="7" w:tplc="BAEC7F2A">
+    <w:lvl w:ilvl="7" w:tplc="773A6B38">
       <w:numFmt w:val="decimal"/>
       <w:lvlText w:val=""/>
       <w:lvlJc w:val="left"/>
     </w:lvl>
-    <w:lvl w:ilvl="8" w:tplc="0D3C2460">
+    <w:lvl w:ilvl="8" w:tplc="BB38026C">
       <w:numFmt w:val="decimal"/>
       <w:lvlText w:val=""/>
       <w:lvlJc w:val="left"/>
     </w:lvl>
   </w:abstractNum>
-  <w:abstractNum w:abstractNumId="2" w15:restartNumberingAfterBreak="0">
-    <w:nsid w:val="34B95753"/>
+  <w:abstractNum w:abstractNumId="1" w15:restartNumberingAfterBreak="0">
+    <w:nsid w:val="5F3F4F79"/>
     <w:multiLevelType w:val="hybridMultilevel"/>
-    <w:tmpl w:val="CCECFD02"/>
-    <w:lvl w:ilvl="0" w:tplc="DF30DE74" w:tentative="1">
+    <w:tmpl w:val="2E3C2802"/>
+    <w:lvl w:ilvl="0" w:tplc="483ECAA6" w:tentative="1">
       <w:start w:val="1"/>
       <w:numFmt w:val="bullet"/>
       <w:lvlText w:val="●"/>
@@ -6549,7 +6495,7 @@
         <w:ind w:left="720" w:hanging="360"/>
       </w:pPr>
     </w:lvl>
-    <w:lvl w:ilvl="1" w:tplc="87CAC8EC" w:tentative="1">
+    <w:lvl w:ilvl="1" w:tplc="B5A4E2F4" w:tentative="1">
       <w:start w:val="1"/>
       <w:numFmt w:val="bullet"/>
       <w:lvlText w:val="○"/>
@@ -6558,7 +6504,7 @@
         <w:ind w:left="1440" w:hanging="360"/>
       </w:pPr>
     </w:lvl>
-    <w:lvl w:ilvl="2" w:tplc="B678C1FE" w:tentative="1">
+    <w:lvl w:ilvl="2" w:tplc="2F7020DC" w:tentative="1">
       <w:start w:val="1"/>
       <w:numFmt w:val="bullet"/>
       <w:lvlText w:val="■"/>
@@ -6567,7 +6513,7 @@
         <w:ind w:left="2160" w:hanging="360"/>
       </w:pPr>
     </w:lvl>
-    <w:lvl w:ilvl="3" w:tplc="C0D2DD90" w:tentative="1">
+    <w:lvl w:ilvl="3" w:tplc="0D2E0D20" w:tentative="1">
       <w:start w:val="1"/>
       <w:numFmt w:val="bullet"/>
       <w:lvlText w:val="●"/>
@@ -6576,7 +6522,7 @@
         <w:ind w:left="2880" w:hanging="360"/>
       </w:pPr>
     </w:lvl>
-    <w:lvl w:ilvl="4" w:tplc="7B82C87C" w:tentative="1">
+    <w:lvl w:ilvl="4" w:tplc="07A0F352" w:tentative="1">
       <w:start w:val="1"/>
       <w:numFmt w:val="bullet"/>
       <w:lvlText w:val="○"/>
@@ -6585,7 +6531,7 @@
         <w:ind w:left="3600" w:hanging="360"/>
       </w:pPr>
     </w:lvl>
-    <w:lvl w:ilvl="5" w:tplc="F826583C" w:tentative="1">
+    <w:lvl w:ilvl="5" w:tplc="4D74B2F2" w:tentative="1">
       <w:start w:val="1"/>
       <w:numFmt w:val="bullet"/>
       <w:lvlText w:val="■"/>
@@ -6594,7 +6540,7 @@
         <w:ind w:left="4320" w:hanging="360"/>
       </w:pPr>
     </w:lvl>
-    <w:lvl w:ilvl="6" w:tplc="4B16124C" w:tentative="1">
+    <w:lvl w:ilvl="6" w:tplc="923EE5DE" w:tentative="1">
       <w:start w:val="1"/>
       <w:numFmt w:val="bullet"/>
       <w:lvlText w:val="●"/>
@@ -6603,7 +6549,7 @@
         <w:ind w:left="5040" w:hanging="360"/>
       </w:pPr>
     </w:lvl>
-    <w:lvl w:ilvl="7" w:tplc="3F8C3010" w:tentative="1">
+    <w:lvl w:ilvl="7" w:tplc="0178B7C0" w:tentative="1">
       <w:start w:val="1"/>
       <w:numFmt w:val="bullet"/>
       <w:lvlText w:val="●"/>
@@ -6612,7 +6558,7 @@
         <w:ind w:left="5760" w:hanging="360"/>
       </w:pPr>
     </w:lvl>
-    <w:lvl w:ilvl="8" w:tplc="462A3DC8" w:tentative="1">
+    <w:lvl w:ilvl="8" w:tplc="E598A2A2" w:tentative="1">
       <w:start w:val="1"/>
       <w:numFmt w:val="bullet"/>
       <w:lvlText w:val="●"/>
@@ -6622,14 +6568,68 @@
       </w:pPr>
     </w:lvl>
   </w:abstractNum>
-  <w:num w:numId="1" w16cid:durableId="970861989">
-    <w:abstractNumId w:val="2"/>
+  <w:abstractNum w:abstractNumId="2" w15:restartNumberingAfterBreak="0">
+    <w:nsid w:val="6F765DAC"/>
+    <w:multiLevelType w:val="hybridMultilevel"/>
+    <w:tmpl w:val="BF40AEF0"/>
+    <w:lvl w:ilvl="0" w:tplc="D758D388" w:tentative="1">
+      <w:start w:val="1"/>
+      <w:numFmt w:val="decimal"/>
+      <w:lvlText w:val="%1."/>
+      <w:lvlJc w:val="left"/>
+      <w:pPr>
+        <w:ind w:left="420" w:hanging="300"/>
+      </w:pPr>
+    </w:lvl>
+    <w:lvl w:ilvl="1" w:tplc="B90C8BF0">
+      <w:numFmt w:val="decimal"/>
+      <w:lvlText w:val=""/>
+      <w:lvlJc w:val="left"/>
+    </w:lvl>
+    <w:lvl w:ilvl="2" w:tplc="1D84ADAA">
+      <w:numFmt w:val="decimal"/>
+      <w:lvlText w:val=""/>
+      <w:lvlJc w:val="left"/>
+    </w:lvl>
+    <w:lvl w:ilvl="3" w:tplc="06FE89F8">
+      <w:numFmt w:val="decimal"/>
+      <w:lvlText w:val=""/>
+      <w:lvlJc w:val="left"/>
+    </w:lvl>
+    <w:lvl w:ilvl="4" w:tplc="931AB1AC">
+      <w:numFmt w:val="decimal"/>
+      <w:lvlText w:val=""/>
+      <w:lvlJc w:val="left"/>
+    </w:lvl>
+    <w:lvl w:ilvl="5" w:tplc="BCB2B0C4">
+      <w:numFmt w:val="decimal"/>
+      <w:lvlText w:val=""/>
+      <w:lvlJc w:val="left"/>
+    </w:lvl>
+    <w:lvl w:ilvl="6" w:tplc="C84EE814">
+      <w:numFmt w:val="decimal"/>
+      <w:lvlText w:val=""/>
+      <w:lvlJc w:val="left"/>
+    </w:lvl>
+    <w:lvl w:ilvl="7" w:tplc="DA3858BE">
+      <w:numFmt w:val="decimal"/>
+      <w:lvlText w:val=""/>
+      <w:lvlJc w:val="left"/>
+    </w:lvl>
+    <w:lvl w:ilvl="8" w:tplc="CDB0746E">
+      <w:numFmt w:val="decimal"/>
+      <w:lvlText w:val=""/>
+      <w:lvlJc w:val="left"/>
+    </w:lvl>
+  </w:abstractNum>
+  <w:num w:numId="1" w16cid:durableId="1167283707">
+    <w:abstractNumId w:val="1"/>
     <w:lvlOverride w:ilvl="0">
       <w:startOverride w:val="1"/>
     </w:lvlOverride>
   </w:num>
-  <w:num w:numId="2" w16cid:durableId="1344090193">
-    <w:abstractNumId w:val="1"/>
+  <w:num w:numId="2" w16cid:durableId="1796826145">
+    <w:abstractNumId w:val="0"/>
     <w:lvlOverride w:ilvl="0">
       <w:startOverride w:val="1"/>
     </w:lvlOverride>
@@ -7270,7 +7270,7 @@
     <w:autoRedefine/>
     <w:uiPriority w:val="39"/>
     <w:unhideWhenUsed/>
-    <w:rsid w:val="004B1DAD"/>
+    <w:rsid w:val="00115203"/>
     <w:pPr>
       <w:spacing w:after="100"/>
     </w:pPr>
@@ -7282,7 +7282,7 @@
     <w:autoRedefine/>
     <w:uiPriority w:val="39"/>
     <w:unhideWhenUsed/>
-    <w:rsid w:val="004B1DAD"/>
+    <w:rsid w:val="00115203"/>
     <w:pPr>
       <w:spacing w:after="100"/>
       <w:ind w:left="210"/>

--- a/documentacion/Seguridad.docx
+++ b/documentacion/Seguridad.docx
@@ -448,7 +448,7 @@
     <w:sdt>
       <w:sdtPr>
         <w:alias w:val="Contenido"/>
-        <w:id w:val="1965923196"/>
+        <w:id w:val="1061683326"/>
       </w:sdtPr>
       <w:sdtEndPr/>
       <w:sdtContent>
@@ -477,7 +477,7 @@
           <w:r>
             <w:fldChar w:fldCharType="separate"/>
           </w:r>
-          <w:hyperlink w:anchor="_Toc243055447" w:history="1">
+          <w:hyperlink w:anchor="_Toc243304473" w:history="1">
             <w:r>
               <w:rPr>
                 <w:rStyle w:val="Hipervnculo"/>
@@ -501,7 +501,7 @@
               <w:rPr>
                 <w:noProof/>
               </w:rPr>
-              <w:instrText xml:space="preserve"> PAGEREF _Toc243055447 \h </w:instrText>
+              <w:instrText xml:space="preserve"> PAGEREF _Toc243304473 \h </w:instrText>
             </w:r>
             <w:r>
               <w:rPr>
@@ -544,7 +544,7 @@
               <w14:ligatures w14:val="standardContextual"/>
             </w:rPr>
           </w:pPr>
-          <w:hyperlink w:anchor="_Toc243055448" w:history="1">
+          <w:hyperlink w:anchor="_Toc243304474" w:history="1">
             <w:r>
               <w:rPr>
                 <w:rStyle w:val="Hipervnculo"/>
@@ -568,7 +568,7 @@
               <w:rPr>
                 <w:noProof/>
               </w:rPr>
-              <w:instrText xml:space="preserve"> PAGEREF _Toc243055448 \h </w:instrText>
+              <w:instrText xml:space="preserve"> PAGEREF _Toc243304474 \h </w:instrText>
             </w:r>
             <w:r>
               <w:rPr>
@@ -611,7 +611,7 @@
               <w14:ligatures w14:val="standardContextual"/>
             </w:rPr>
           </w:pPr>
-          <w:hyperlink w:anchor="_Toc243055449" w:history="1">
+          <w:hyperlink w:anchor="_Toc243304475" w:history="1">
             <w:r>
               <w:rPr>
                 <w:rStyle w:val="Hipervnculo"/>
@@ -635,7 +635,7 @@
               <w:rPr>
                 <w:noProof/>
               </w:rPr>
-              <w:instrText xml:space="preserve"> PAGEREF _Toc243055449 \h </w:instrText>
+              <w:instrText xml:space="preserve"> PAGEREF _Toc243304475 \h </w:instrText>
             </w:r>
             <w:r>
               <w:rPr>
@@ -678,7 +678,7 @@
               <w14:ligatures w14:val="standardContextual"/>
             </w:rPr>
           </w:pPr>
-          <w:hyperlink w:anchor="_Toc243055450" w:history="1">
+          <w:hyperlink w:anchor="_Toc243304476" w:history="1">
             <w:r>
               <w:rPr>
                 <w:rStyle w:val="Hipervnculo"/>
@@ -702,7 +702,7 @@
               <w:rPr>
                 <w:noProof/>
               </w:rPr>
-              <w:instrText xml:space="preserve"> PAGEREF _Toc243055450 \h </w:instrText>
+              <w:instrText xml:space="preserve"> PAGEREF _Toc243304476 \h </w:instrText>
             </w:r>
             <w:r>
               <w:rPr>
@@ -745,7 +745,7 @@
               <w14:ligatures w14:val="standardContextual"/>
             </w:rPr>
           </w:pPr>
-          <w:hyperlink w:anchor="_Toc243055451" w:history="1">
+          <w:hyperlink w:anchor="_Toc243304477" w:history="1">
             <w:r>
               <w:rPr>
                 <w:rStyle w:val="Hipervnculo"/>
@@ -769,7 +769,7 @@
               <w:rPr>
                 <w:noProof/>
               </w:rPr>
-              <w:instrText xml:space="preserve"> PAGEREF _Toc243055451 \h </w:instrText>
+              <w:instrText xml:space="preserve"> PAGEREF _Toc243304477 \h </w:instrText>
             </w:r>
             <w:r>
               <w:rPr>
@@ -812,7 +812,7 @@
               <w14:ligatures w14:val="standardContextual"/>
             </w:rPr>
           </w:pPr>
-          <w:hyperlink w:anchor="_Toc243055452" w:history="1">
+          <w:hyperlink w:anchor="_Toc243304478" w:history="1">
             <w:r>
               <w:rPr>
                 <w:rStyle w:val="Hipervnculo"/>
@@ -836,7 +836,7 @@
               <w:rPr>
                 <w:noProof/>
               </w:rPr>
-              <w:instrText xml:space="preserve"> PAGEREF _Toc243055452 \h </w:instrText>
+              <w:instrText xml:space="preserve"> PAGEREF _Toc243304478 \h </w:instrText>
             </w:r>
             <w:r>
               <w:rPr>
@@ -879,7 +879,7 @@
               <w14:ligatures w14:val="standardContextual"/>
             </w:rPr>
           </w:pPr>
-          <w:hyperlink w:anchor="_Toc243055453" w:history="1">
+          <w:hyperlink w:anchor="_Toc243304479" w:history="1">
             <w:r>
               <w:rPr>
                 <w:rStyle w:val="Hipervnculo"/>
@@ -903,7 +903,7 @@
               <w:rPr>
                 <w:noProof/>
               </w:rPr>
-              <w:instrText xml:space="preserve"> PAGEREF _Toc243055453 \h </w:instrText>
+              <w:instrText xml:space="preserve"> PAGEREF _Toc243304479 \h </w:instrText>
             </w:r>
             <w:r>
               <w:rPr>
@@ -946,7 +946,7 @@
               <w14:ligatures w14:val="standardContextual"/>
             </w:rPr>
           </w:pPr>
-          <w:hyperlink w:anchor="_Toc243055454" w:history="1">
+          <w:hyperlink w:anchor="_Toc243304480" w:history="1">
             <w:r>
               <w:rPr>
                 <w:rStyle w:val="Hipervnculo"/>
@@ -970,7 +970,7 @@
               <w:rPr>
                 <w:noProof/>
               </w:rPr>
-              <w:instrText xml:space="preserve"> PAGEREF _Toc243055454 \h </w:instrText>
+              <w:instrText xml:space="preserve"> PAGEREF _Toc243304480 \h </w:instrText>
             </w:r>
             <w:r>
               <w:rPr>
@@ -1013,7 +1013,7 @@
               <w14:ligatures w14:val="standardContextual"/>
             </w:rPr>
           </w:pPr>
-          <w:hyperlink w:anchor="_Toc243055455" w:history="1">
+          <w:hyperlink w:anchor="_Toc243304481" w:history="1">
             <w:r>
               <w:rPr>
                 <w:rStyle w:val="Hipervnculo"/>
@@ -1037,7 +1037,7 @@
               <w:rPr>
                 <w:noProof/>
               </w:rPr>
-              <w:instrText xml:space="preserve"> PAGEREF _Toc243055455 \h </w:instrText>
+              <w:instrText xml:space="preserve"> PAGEREF _Toc243304481 \h </w:instrText>
             </w:r>
             <w:r>
               <w:rPr>
@@ -1080,7 +1080,7 @@
               <w14:ligatures w14:val="standardContextual"/>
             </w:rPr>
           </w:pPr>
-          <w:hyperlink w:anchor="_Toc243055456" w:history="1">
+          <w:hyperlink w:anchor="_Toc243304482" w:history="1">
             <w:r>
               <w:rPr>
                 <w:rStyle w:val="Hipervnculo"/>
@@ -1104,7 +1104,7 @@
               <w:rPr>
                 <w:noProof/>
               </w:rPr>
-              <w:instrText xml:space="preserve"> PAGEREF _Toc243055456 \h </w:instrText>
+              <w:instrText xml:space="preserve"> PAGEREF _Toc243304482 \h </w:instrText>
             </w:r>
             <w:r>
               <w:rPr>
@@ -1147,7 +1147,7 @@
               <w14:ligatures w14:val="standardContextual"/>
             </w:rPr>
           </w:pPr>
-          <w:hyperlink w:anchor="_Toc243055457" w:history="1">
+          <w:hyperlink w:anchor="_Toc243304483" w:history="1">
             <w:r>
               <w:rPr>
                 <w:rStyle w:val="Hipervnculo"/>
@@ -1171,7 +1171,7 @@
               <w:rPr>
                 <w:noProof/>
               </w:rPr>
-              <w:instrText xml:space="preserve"> PAGEREF _Toc243055457 \h </w:instrText>
+              <w:instrText xml:space="preserve"> PAGEREF _Toc243304483 \h </w:instrText>
             </w:r>
             <w:r>
               <w:rPr>
@@ -1215,7 +1215,7 @@
         <w:pStyle w:val="Ttulo1"/>
         <w:keepNext/>
       </w:pPr>
-      <w:bookmarkStart w:id="0" w:name="_Toc243055447"/>
+      <w:bookmarkStart w:id="0" w:name="_Toc243304473"/>
       <w:r>
         <w:t>1. Resumen</w:t>
       </w:r>
@@ -1274,7 +1274,7 @@
         <w:pStyle w:val="Ttulo1"/>
         <w:keepNext/>
       </w:pPr>
-      <w:bookmarkStart w:id="1" w:name="_Toc243055448"/>
+      <w:bookmarkStart w:id="1" w:name="_Toc243304474"/>
       <w:r>
         <w:t>2. Autenticación</w:t>
       </w:r>
@@ -1285,7 +1285,7 @@
         <w:pStyle w:val="Ttulo2"/>
         <w:keepNext/>
       </w:pPr>
-      <w:bookmarkStart w:id="2" w:name="_Toc243055449"/>
+      <w:bookmarkStart w:id="2" w:name="_Toc243304475"/>
       <w:r>
         <w:t>2.1 Inicio de sesión</w:t>
       </w:r>
@@ -1400,7 +1400,7 @@
         <w:pStyle w:val="Ttulo2"/>
         <w:keepNext/>
       </w:pPr>
-      <w:bookmarkStart w:id="3" w:name="_Toc243055450"/>
+      <w:bookmarkStart w:id="3" w:name="_Toc243304476"/>
       <w:r>
         <w:t>2.2 Bloqueo por intentos fallidos</w:t>
       </w:r>
@@ -1649,70 +1649,7 @@
                 <w:sz w:val="18"/>
                 <w:szCs w:val="18"/>
               </w:rPr>
-              <w:t>Intentos fallidos desde un mismo equipo (IP), cualquier usuario</w:t>
-            </w:r>
-          </w:p>
-        </w:tc>
-        <w:tc>
-          <w:tcPr>
-            <w:tcW w:w="3856" w:type="dxa"/>
-            <w:tcBorders>
-              <w:top w:val="single" w:sz="4" w:space="0" w:color="D1D5DB"/>
-              <w:left w:val="single" w:sz="4" w:space="0" w:color="D1D5DB"/>
-              <w:bottom w:val="single" w:sz="4" w:space="0" w:color="D1D5DB"/>
-              <w:right w:val="single" w:sz="4" w:space="0" w:color="D1D5DB"/>
-            </w:tcBorders>
-            <w:tcMar>
-              <w:top w:w="50" w:type="dxa"/>
-              <w:left w:w="90" w:type="dxa"/>
-              <w:bottom w:w="50" w:type="dxa"/>
-              <w:right w:w="90" w:type="dxa"/>
-            </w:tcMar>
-          </w:tcPr>
-          <w:p>
-            <w:pPr>
-              <w:spacing w:line="252" w:lineRule="auto"/>
-            </w:pPr>
-            <w:r>
-              <w:rPr>
-                <w:sz w:val="18"/>
-                <w:szCs w:val="18"/>
-              </w:rPr>
-              <w:t>20</w:t>
-            </w:r>
-          </w:p>
-        </w:tc>
-      </w:tr>
-      <w:tr>
-        <w:trPr>
-          <w:cantSplit/>
-        </w:trPr>
-        <w:tc>
-          <w:tcPr>
-            <w:tcW w:w="5782" w:type="dxa"/>
-            <w:tcBorders>
-              <w:top w:val="single" w:sz="4" w:space="0" w:color="D1D5DB"/>
-              <w:left w:val="single" w:sz="4" w:space="0" w:color="D1D5DB"/>
-              <w:bottom w:val="single" w:sz="4" w:space="0" w:color="D1D5DB"/>
-              <w:right w:val="single" w:sz="4" w:space="0" w:color="D1D5DB"/>
-            </w:tcBorders>
-            <w:tcMar>
-              <w:top w:w="50" w:type="dxa"/>
-              <w:left w:w="90" w:type="dxa"/>
-              <w:bottom w:w="50" w:type="dxa"/>
-              <w:right w:w="90" w:type="dxa"/>
-            </w:tcMar>
-          </w:tcPr>
-          <w:p>
-            <w:pPr>
-              <w:spacing w:line="252" w:lineRule="auto"/>
-            </w:pPr>
-            <w:r>
-              <w:rPr>
-                <w:sz w:val="18"/>
-                <w:szCs w:val="18"/>
-              </w:rPr>
-              <w:t>Minutos de bloqueo (usuario y equipo)</w:t>
+              <w:t>Minutos de bloqueo</w:t>
             </w:r>
           </w:p>
         </w:tc>
@@ -1757,7 +1694,7 @@
         <w:spacing w:after="120" w:line="276" w:lineRule="auto"/>
       </w:pPr>
       <w:r>
-        <w:t>El conteo se hace sobre el registro de accesos en la base, así que funciona aunque el servidor corra en varias copias.</w:t>
+        <w:t>El conteo se hace sobre el registro de accesos en la base, así que funciona aunque el servidor corra en varias copias. No hay bloqueo por equipo (SPEC 2.170): cada cuenta se bloquea sola al superar sus intentos.</w:t>
       </w:r>
     </w:p>
     <w:p>
@@ -1765,7 +1702,7 @@
         <w:pStyle w:val="Ttulo2"/>
         <w:keepNext/>
       </w:pPr>
-      <w:bookmarkStart w:id="4" w:name="_Toc243055451"/>
+      <w:bookmarkStart w:id="4" w:name="_Toc243304477"/>
       <w:r>
         <w:t>2.3 Sesiones</w:t>
       </w:r>
@@ -1912,7 +1849,7 @@
         <w:pStyle w:val="Ttulo1"/>
         <w:keepNext/>
       </w:pPr>
-      <w:bookmarkStart w:id="5" w:name="_Toc243055452"/>
+      <w:bookmarkStart w:id="5" w:name="_Toc243304478"/>
       <w:r>
         <w:t>3. Roles</w:t>
       </w:r>
@@ -2183,7 +2120,7 @@
         <w:pStyle w:val="Ttulo1"/>
         <w:keepNext/>
       </w:pPr>
-      <w:bookmarkStart w:id="6" w:name="_Toc243055453"/>
+      <w:bookmarkStart w:id="6" w:name="_Toc243304479"/>
       <w:r>
         <w:t>4. Permisos</w:t>
       </w:r>
@@ -4697,7 +4634,7 @@
         <w:pStyle w:val="Ttulo1"/>
         <w:keepNext/>
       </w:pPr>
-      <w:bookmarkStart w:id="7" w:name="_Toc243055454"/>
+      <w:bookmarkStart w:id="7" w:name="_Toc243304480"/>
       <w:r>
         <w:t>5. Manejo de credenciales</w:t>
       </w:r>
@@ -5254,7 +5191,7 @@
         <w:pStyle w:val="Ttulo1"/>
         <w:keepNext/>
       </w:pPr>
-      <w:bookmarkStart w:id="8" w:name="_Toc243055455"/>
+      <w:bookmarkStart w:id="8" w:name="_Toc243304481"/>
       <w:r>
         <w:t>6. Protección de la aplicación</w:t>
       </w:r>
@@ -6059,7 +5996,7 @@
         <w:pStyle w:val="Ttulo1"/>
         <w:keepNext/>
       </w:pPr>
-      <w:bookmarkStart w:id="9" w:name="_Toc243055456"/>
+      <w:bookmarkStart w:id="9" w:name="_Toc243304482"/>
       <w:r>
         <w:t>7. Auditoría y registro</w:t>
       </w:r>
@@ -6094,7 +6031,7 @@
         <w:t>AccessLog</w:t>
       </w:r>
       <w:r>
-        <w:t>): ingresos, intentos fallidos con su motivo, bloqueos y cierres de sesión, con IP y navegador. Se conserva 365 días.</w:t>
+        <w:t>): ingresos, intentos fallidos con su motivo, bloqueos y cierres de sesión, con IP y navegador. Se conserva 365 días. Su tarjeta muestra los intentos de hoy con una cuenta desactivada; lo demás se filtra por resultado.</w:t>
       </w:r>
     </w:p>
     <w:p>
@@ -6126,7 +6063,7 @@
         <w:t>AuditLog</w:t>
       </w:r>
       <w:r>
-        <w:t>): creación, edición y eliminación de registros relevantes, con quién lo hizo y los valores anteriores y nuevos.</w:t>
+        <w:t>): creación, edición y eliminación de registros relevantes, con quién lo hizo y los valores anteriores y nuevos. Se consulta como visor de eventos, filtrando por usuario y fechas.</w:t>
       </w:r>
     </w:p>
     <w:p>
@@ -6174,7 +6111,7 @@
         <w:pStyle w:val="Ttulo1"/>
         <w:keepNext/>
       </w:pPr>
-      <w:bookmarkStart w:id="10" w:name="_Toc243055457"/>
+      <w:bookmarkStart w:id="10" w:name="_Toc243304483"/>
       <w:r>
         <w:t>8. Pendientes recomendados para producción</w:t>
       </w:r>
@@ -6421,72 +6358,10 @@
 <file path=word/numbering.xml><?xml version="1.0" encoding="utf-8"?>
 <w:numbering xmlns:wpc="http://schemas.microsoft.com/office/word/2010/wordprocessingCanvas" xmlns:cx="http://schemas.microsoft.com/office/drawing/2014/chartex" xmlns:cx1="http://schemas.microsoft.com/office/drawing/2015/9/8/chartex" xmlns:cx2="http://schemas.microsoft.com/office/drawing/2015/10/21/chartex" xmlns:cx3="http://schemas.microsoft.com/office/drawing/2016/5/9/chartex" xmlns:cx4="http://schemas.microsoft.com/office/drawing/2016/5/10/chartex" xmlns:cx5="http://schemas.microsoft.com/office/drawing/2016/5/11/chartex" xmlns:cx6="http://schemas.microsoft.com/office/drawing/2016/5/12/chartex" xmlns:cx7="http://schemas.microsoft.com/office/drawing/2016/5/13/chartex" xmlns:cx8="http://schemas.microsoft.com/office/drawing/2016/5/14/chartex" xmlns:mc="http://schemas.openxmlformats.org/markup-compatibility/2006" xmlns:aink="http://schemas.microsoft.com/office/drawing/2016/ink" xmlns:am3d="http://schemas.microsoft.com/office/drawing/2017/model3d" xmlns:o="urn:schemas-microsoft-com:office:office" xmlns:oel="http://schemas.microsoft.com/office/2019/extlst" xmlns:r="http://schemas.openxmlformats.org/officeDocument/2006/relationships" xmlns:m="http://schemas.openxmlformats.org/officeDocument/2006/math" xmlns:v="urn:schemas-microsoft-com:vml" xmlns:wp14="http://schemas.microsoft.com/office/word/2010/wordprocessingDrawing" xmlns:wp="http://schemas.openxmlformats.org/drawingml/2006/wordprocessingDrawing" xmlns:w10="urn:schemas-microsoft-com:office:word" xmlns:w="http://schemas.openxmlformats.org/wordprocessingml/2006/main" xmlns:w14="http://schemas.microsoft.com/office/word/2010/wordml" xmlns:w15="http://schemas.microsoft.com/office/word/2012/wordml" xmlns:w16cex="http://schemas.microsoft.com/office/word/2018/wordml/cex" xmlns:w16cid="http://schemas.microsoft.com/office/word/2016/wordml/cid" xmlns:w16="http://schemas.microsoft.com/office/word/2018/wordml" xmlns:w16du="http://schemas.microsoft.com/office/word/2023/wordml/word16du" xmlns:w16sdtdh="http://schemas.microsoft.com/office/word/2020/wordml/sdtdatahash" xmlns:w16sdtfl="http://schemas.microsoft.com/office/word/2024/wordml/sdtformatlock" xmlns:w16se="http://schemas.microsoft.com/office/word/2015/wordml/symex" xmlns:wpg="http://schemas.microsoft.com/office/word/2010/wordprocessingGroup" xmlns:wpi="http://schemas.microsoft.com/office/word/2010/wordprocessingInk" xmlns:wne="http://schemas.microsoft.com/office/word/2006/wordml" xmlns:wps="http://schemas.microsoft.com/office/word/2010/wordprocessingShape" mc:Ignorable="w14 w15 w16se w16cid w16 w16cex w16sdtdh w16sdtfl w16du wp14">
   <w:abstractNum w:abstractNumId="0" w15:restartNumberingAfterBreak="0">
-    <w:nsid w:val="0686742B"/>
+    <w:nsid w:val="133E68E7"/>
     <w:multiLevelType w:val="hybridMultilevel"/>
-    <w:tmpl w:val="C2DE7564"/>
-    <w:lvl w:ilvl="0" w:tplc="E2F8DE44">
-      <w:start w:val="1"/>
-      <w:numFmt w:val="bullet"/>
-      <w:lvlText w:val="•"/>
-      <w:lvlJc w:val="left"/>
-      <w:pPr>
-        <w:ind w:left="400" w:hanging="260"/>
-      </w:pPr>
-    </w:lvl>
-    <w:lvl w:ilvl="1" w:tplc="70EED0C0" w:tentative="1">
-      <w:start w:val="1"/>
-      <w:numFmt w:val="bullet"/>
-      <w:lvlText w:val="–"/>
-      <w:lvlJc w:val="left"/>
-      <w:pPr>
-        <w:ind w:left="760" w:hanging="260"/>
-      </w:pPr>
-    </w:lvl>
-    <w:lvl w:ilvl="2" w:tplc="DD689B2E" w:tentative="1">
-      <w:start w:val="1"/>
-      <w:numFmt w:val="bullet"/>
-      <w:lvlText w:val="·"/>
-      <w:lvlJc w:val="left"/>
-      <w:pPr>
-        <w:ind w:left="1120" w:hanging="260"/>
-      </w:pPr>
-    </w:lvl>
-    <w:lvl w:ilvl="3" w:tplc="CDAA7624">
-      <w:numFmt w:val="decimal"/>
-      <w:lvlText w:val=""/>
-      <w:lvlJc w:val="left"/>
-    </w:lvl>
-    <w:lvl w:ilvl="4" w:tplc="C062F958">
-      <w:numFmt w:val="decimal"/>
-      <w:lvlText w:val=""/>
-      <w:lvlJc w:val="left"/>
-    </w:lvl>
-    <w:lvl w:ilvl="5" w:tplc="62163E36">
-      <w:numFmt w:val="decimal"/>
-      <w:lvlText w:val=""/>
-      <w:lvlJc w:val="left"/>
-    </w:lvl>
-    <w:lvl w:ilvl="6" w:tplc="0900C740">
-      <w:numFmt w:val="decimal"/>
-      <w:lvlText w:val=""/>
-      <w:lvlJc w:val="left"/>
-    </w:lvl>
-    <w:lvl w:ilvl="7" w:tplc="773A6B38">
-      <w:numFmt w:val="decimal"/>
-      <w:lvlText w:val=""/>
-      <w:lvlJc w:val="left"/>
-    </w:lvl>
-    <w:lvl w:ilvl="8" w:tplc="BB38026C">
-      <w:numFmt w:val="decimal"/>
-      <w:lvlText w:val=""/>
-      <w:lvlJc w:val="left"/>
-    </w:lvl>
-  </w:abstractNum>
-  <w:abstractNum w:abstractNumId="1" w15:restartNumberingAfterBreak="0">
-    <w:nsid w:val="5F3F4F79"/>
-    <w:multiLevelType w:val="hybridMultilevel"/>
-    <w:tmpl w:val="2E3C2802"/>
-    <w:lvl w:ilvl="0" w:tplc="483ECAA6" w:tentative="1">
+    <w:tmpl w:val="8758CCA4"/>
+    <w:lvl w:ilvl="0" w:tplc="5F0824EC" w:tentative="1">
       <w:start w:val="1"/>
       <w:numFmt w:val="bullet"/>
       <w:lvlText w:val="●"/>
@@ -6495,7 +6370,7 @@
         <w:ind w:left="720" w:hanging="360"/>
       </w:pPr>
     </w:lvl>
-    <w:lvl w:ilvl="1" w:tplc="B5A4E2F4" w:tentative="1">
+    <w:lvl w:ilvl="1" w:tplc="C08E9846" w:tentative="1">
       <w:start w:val="1"/>
       <w:numFmt w:val="bullet"/>
       <w:lvlText w:val="○"/>
@@ -6504,7 +6379,7 @@
         <w:ind w:left="1440" w:hanging="360"/>
       </w:pPr>
     </w:lvl>
-    <w:lvl w:ilvl="2" w:tplc="2F7020DC" w:tentative="1">
+    <w:lvl w:ilvl="2" w:tplc="43D228C2" w:tentative="1">
       <w:start w:val="1"/>
       <w:numFmt w:val="bullet"/>
       <w:lvlText w:val="■"/>
@@ -6513,7 +6388,7 @@
         <w:ind w:left="2160" w:hanging="360"/>
       </w:pPr>
     </w:lvl>
-    <w:lvl w:ilvl="3" w:tplc="0D2E0D20" w:tentative="1">
+    <w:lvl w:ilvl="3" w:tplc="07C09D2A" w:tentative="1">
       <w:start w:val="1"/>
       <w:numFmt w:val="bullet"/>
       <w:lvlText w:val="●"/>
@@ -6522,7 +6397,7 @@
         <w:ind w:left="2880" w:hanging="360"/>
       </w:pPr>
     </w:lvl>
-    <w:lvl w:ilvl="4" w:tplc="07A0F352" w:tentative="1">
+    <w:lvl w:ilvl="4" w:tplc="EAC890BC" w:tentative="1">
       <w:start w:val="1"/>
       <w:numFmt w:val="bullet"/>
       <w:lvlText w:val="○"/>
@@ -6531,7 +6406,7 @@
         <w:ind w:left="3600" w:hanging="360"/>
       </w:pPr>
     </w:lvl>
-    <w:lvl w:ilvl="5" w:tplc="4D74B2F2" w:tentative="1">
+    <w:lvl w:ilvl="5" w:tplc="065EBD1E" w:tentative="1">
       <w:start w:val="1"/>
       <w:numFmt w:val="bullet"/>
       <w:lvlText w:val="■"/>
@@ -6540,7 +6415,7 @@
         <w:ind w:left="4320" w:hanging="360"/>
       </w:pPr>
     </w:lvl>
-    <w:lvl w:ilvl="6" w:tplc="923EE5DE" w:tentative="1">
+    <w:lvl w:ilvl="6" w:tplc="D9949228" w:tentative="1">
       <w:start w:val="1"/>
       <w:numFmt w:val="bullet"/>
       <w:lvlText w:val="●"/>
@@ -6549,7 +6424,7 @@
         <w:ind w:left="5040" w:hanging="360"/>
       </w:pPr>
     </w:lvl>
-    <w:lvl w:ilvl="7" w:tplc="0178B7C0" w:tentative="1">
+    <w:lvl w:ilvl="7" w:tplc="96DE3094" w:tentative="1">
       <w:start w:val="1"/>
       <w:numFmt w:val="bullet"/>
       <w:lvlText w:val="●"/>
@@ -6558,7 +6433,7 @@
         <w:ind w:left="5760" w:hanging="360"/>
       </w:pPr>
     </w:lvl>
-    <w:lvl w:ilvl="8" w:tplc="E598A2A2" w:tentative="1">
+    <w:lvl w:ilvl="8" w:tplc="1DF6CB26" w:tentative="1">
       <w:start w:val="1"/>
       <w:numFmt w:val="bullet"/>
       <w:lvlText w:val="●"/>
@@ -6568,11 +6443,73 @@
       </w:pPr>
     </w:lvl>
   </w:abstractNum>
+  <w:abstractNum w:abstractNumId="1" w15:restartNumberingAfterBreak="0">
+    <w:nsid w:val="2A3C0A7D"/>
+    <w:multiLevelType w:val="hybridMultilevel"/>
+    <w:tmpl w:val="414EDEC6"/>
+    <w:lvl w:ilvl="0" w:tplc="FE582FA4">
+      <w:start w:val="1"/>
+      <w:numFmt w:val="bullet"/>
+      <w:lvlText w:val="•"/>
+      <w:lvlJc w:val="left"/>
+      <w:pPr>
+        <w:ind w:left="400" w:hanging="260"/>
+      </w:pPr>
+    </w:lvl>
+    <w:lvl w:ilvl="1" w:tplc="10DE93C8" w:tentative="1">
+      <w:start w:val="1"/>
+      <w:numFmt w:val="bullet"/>
+      <w:lvlText w:val="–"/>
+      <w:lvlJc w:val="left"/>
+      <w:pPr>
+        <w:ind w:left="760" w:hanging="260"/>
+      </w:pPr>
+    </w:lvl>
+    <w:lvl w:ilvl="2" w:tplc="D4C08388" w:tentative="1">
+      <w:start w:val="1"/>
+      <w:numFmt w:val="bullet"/>
+      <w:lvlText w:val="·"/>
+      <w:lvlJc w:val="left"/>
+      <w:pPr>
+        <w:ind w:left="1120" w:hanging="260"/>
+      </w:pPr>
+    </w:lvl>
+    <w:lvl w:ilvl="3" w:tplc="8A985A06">
+      <w:numFmt w:val="decimal"/>
+      <w:lvlText w:val=""/>
+      <w:lvlJc w:val="left"/>
+    </w:lvl>
+    <w:lvl w:ilvl="4" w:tplc="19E24886">
+      <w:numFmt w:val="decimal"/>
+      <w:lvlText w:val=""/>
+      <w:lvlJc w:val="left"/>
+    </w:lvl>
+    <w:lvl w:ilvl="5" w:tplc="CEF40814">
+      <w:numFmt w:val="decimal"/>
+      <w:lvlText w:val=""/>
+      <w:lvlJc w:val="left"/>
+    </w:lvl>
+    <w:lvl w:ilvl="6" w:tplc="3C7A778E">
+      <w:numFmt w:val="decimal"/>
+      <w:lvlText w:val=""/>
+      <w:lvlJc w:val="left"/>
+    </w:lvl>
+    <w:lvl w:ilvl="7" w:tplc="005AF038">
+      <w:numFmt w:val="decimal"/>
+      <w:lvlText w:val=""/>
+      <w:lvlJc w:val="left"/>
+    </w:lvl>
+    <w:lvl w:ilvl="8" w:tplc="4B068706">
+      <w:numFmt w:val="decimal"/>
+      <w:lvlText w:val=""/>
+      <w:lvlJc w:val="left"/>
+    </w:lvl>
+  </w:abstractNum>
   <w:abstractNum w:abstractNumId="2" w15:restartNumberingAfterBreak="0">
-    <w:nsid w:val="6F765DAC"/>
+    <w:nsid w:val="5BED6CAB"/>
     <w:multiLevelType w:val="hybridMultilevel"/>
-    <w:tmpl w:val="BF40AEF0"/>
-    <w:lvl w:ilvl="0" w:tplc="D758D388" w:tentative="1">
+    <w:tmpl w:val="422628AE"/>
+    <w:lvl w:ilvl="0" w:tplc="02B8930A" w:tentative="1">
       <w:start w:val="1"/>
       <w:numFmt w:val="decimal"/>
       <w:lvlText w:val="%1."/>
@@ -6581,55 +6518,55 @@
         <w:ind w:left="420" w:hanging="300"/>
       </w:pPr>
     </w:lvl>
-    <w:lvl w:ilvl="1" w:tplc="B90C8BF0">
+    <w:lvl w:ilvl="1" w:tplc="775C9C3E">
       <w:numFmt w:val="decimal"/>
       <w:lvlText w:val=""/>
       <w:lvlJc w:val="left"/>
     </w:lvl>
-    <w:lvl w:ilvl="2" w:tplc="1D84ADAA">
+    <w:lvl w:ilvl="2" w:tplc="69209064">
       <w:numFmt w:val="decimal"/>
       <w:lvlText w:val=""/>
       <w:lvlJc w:val="left"/>
     </w:lvl>
-    <w:lvl w:ilvl="3" w:tplc="06FE89F8">
+    <w:lvl w:ilvl="3" w:tplc="D8F83498">
       <w:numFmt w:val="decimal"/>
       <w:lvlText w:val=""/>
       <w:lvlJc w:val="left"/>
     </w:lvl>
-    <w:lvl w:ilvl="4" w:tplc="931AB1AC">
+    <w:lvl w:ilvl="4" w:tplc="02A02EA8">
       <w:numFmt w:val="decimal"/>
       <w:lvlText w:val=""/>
       <w:lvlJc w:val="left"/>
     </w:lvl>
-    <w:lvl w:ilvl="5" w:tplc="BCB2B0C4">
+    <w:lvl w:ilvl="5" w:tplc="4B6A86B0">
       <w:numFmt w:val="decimal"/>
       <w:lvlText w:val=""/>
       <w:lvlJc w:val="left"/>
     </w:lvl>
-    <w:lvl w:ilvl="6" w:tplc="C84EE814">
+    <w:lvl w:ilvl="6" w:tplc="AB0C9EE8">
       <w:numFmt w:val="decimal"/>
       <w:lvlText w:val=""/>
       <w:lvlJc w:val="left"/>
     </w:lvl>
-    <w:lvl w:ilvl="7" w:tplc="DA3858BE">
+    <w:lvl w:ilvl="7" w:tplc="DB864604">
       <w:numFmt w:val="decimal"/>
       <w:lvlText w:val=""/>
       <w:lvlJc w:val="left"/>
     </w:lvl>
-    <w:lvl w:ilvl="8" w:tplc="CDB0746E">
+    <w:lvl w:ilvl="8" w:tplc="8D522C56">
       <w:numFmt w:val="decimal"/>
       <w:lvlText w:val=""/>
       <w:lvlJc w:val="left"/>
     </w:lvl>
   </w:abstractNum>
-  <w:num w:numId="1" w16cid:durableId="1167283707">
-    <w:abstractNumId w:val="1"/>
+  <w:num w:numId="1" w16cid:durableId="945038078">
+    <w:abstractNumId w:val="0"/>
     <w:lvlOverride w:ilvl="0">
       <w:startOverride w:val="1"/>
     </w:lvlOverride>
   </w:num>
-  <w:num w:numId="2" w16cid:durableId="1796826145">
-    <w:abstractNumId w:val="0"/>
+  <w:num w:numId="2" w16cid:durableId="1122262985">
+    <w:abstractNumId w:val="1"/>
     <w:lvlOverride w:ilvl="0">
       <w:startOverride w:val="1"/>
     </w:lvlOverride>
@@ -7270,7 +7207,7 @@
     <w:autoRedefine/>
     <w:uiPriority w:val="39"/>
     <w:unhideWhenUsed/>
-    <w:rsid w:val="00115203"/>
+    <w:rsid w:val="00C84E44"/>
     <w:pPr>
       <w:spacing w:after="100"/>
     </w:pPr>
@@ -7282,7 +7219,7 @@
     <w:autoRedefine/>
     <w:uiPriority w:val="39"/>
     <w:unhideWhenUsed/>
-    <w:rsid w:val="00115203"/>
+    <w:rsid w:val="00C84E44"/>
     <w:pPr>
       <w:spacing w:after="100"/>
       <w:ind w:left="210"/>

--- a/documentacion/Seguridad.docx
+++ b/documentacion/Seguridad.docx
@@ -448,7 +448,7 @@
     <w:sdt>
       <w:sdtPr>
         <w:alias w:val="Contenido"/>
-        <w:id w:val="1061683326"/>
+        <w:id w:val="-919025622"/>
       </w:sdtPr>
       <w:sdtEndPr/>
       <w:sdtContent>
@@ -477,7 +477,7 @@
           <w:r>
             <w:fldChar w:fldCharType="separate"/>
           </w:r>
-          <w:hyperlink w:anchor="_Toc243304473" w:history="1">
+          <w:hyperlink w:anchor="_Toc243305578" w:history="1">
             <w:r>
               <w:rPr>
                 <w:rStyle w:val="Hipervnculo"/>
@@ -501,7 +501,7 @@
               <w:rPr>
                 <w:noProof/>
               </w:rPr>
-              <w:instrText xml:space="preserve"> PAGEREF _Toc243304473 \h </w:instrText>
+              <w:instrText xml:space="preserve"> PAGEREF _Toc243305578 \h </w:instrText>
             </w:r>
             <w:r>
               <w:rPr>
@@ -544,7 +544,7 @@
               <w14:ligatures w14:val="standardContextual"/>
             </w:rPr>
           </w:pPr>
-          <w:hyperlink w:anchor="_Toc243304474" w:history="1">
+          <w:hyperlink w:anchor="_Toc243305579" w:history="1">
             <w:r>
               <w:rPr>
                 <w:rStyle w:val="Hipervnculo"/>
@@ -568,7 +568,7 @@
               <w:rPr>
                 <w:noProof/>
               </w:rPr>
-              <w:instrText xml:space="preserve"> PAGEREF _Toc243304474 \h </w:instrText>
+              <w:instrText xml:space="preserve"> PAGEREF _Toc243305579 \h </w:instrText>
             </w:r>
             <w:r>
               <w:rPr>
@@ -611,7 +611,7 @@
               <w14:ligatures w14:val="standardContextual"/>
             </w:rPr>
           </w:pPr>
-          <w:hyperlink w:anchor="_Toc243304475" w:history="1">
+          <w:hyperlink w:anchor="_Toc243305580" w:history="1">
             <w:r>
               <w:rPr>
                 <w:rStyle w:val="Hipervnculo"/>
@@ -635,7 +635,7 @@
               <w:rPr>
                 <w:noProof/>
               </w:rPr>
-              <w:instrText xml:space="preserve"> PAGEREF _Toc243304475 \h </w:instrText>
+              <w:instrText xml:space="preserve"> PAGEREF _Toc243305580 \h </w:instrText>
             </w:r>
             <w:r>
               <w:rPr>
@@ -678,7 +678,7 @@
               <w14:ligatures w14:val="standardContextual"/>
             </w:rPr>
           </w:pPr>
-          <w:hyperlink w:anchor="_Toc243304476" w:history="1">
+          <w:hyperlink w:anchor="_Toc243305581" w:history="1">
             <w:r>
               <w:rPr>
                 <w:rStyle w:val="Hipervnculo"/>
@@ -702,7 +702,7 @@
               <w:rPr>
                 <w:noProof/>
               </w:rPr>
-              <w:instrText xml:space="preserve"> PAGEREF _Toc243304476 \h </w:instrText>
+              <w:instrText xml:space="preserve"> PAGEREF _Toc243305581 \h </w:instrText>
             </w:r>
             <w:r>
               <w:rPr>
@@ -745,7 +745,7 @@
               <w14:ligatures w14:val="standardContextual"/>
             </w:rPr>
           </w:pPr>
-          <w:hyperlink w:anchor="_Toc243304477" w:history="1">
+          <w:hyperlink w:anchor="_Toc243305582" w:history="1">
             <w:r>
               <w:rPr>
                 <w:rStyle w:val="Hipervnculo"/>
@@ -769,7 +769,7 @@
               <w:rPr>
                 <w:noProof/>
               </w:rPr>
-              <w:instrText xml:space="preserve"> PAGEREF _Toc243304477 \h </w:instrText>
+              <w:instrText xml:space="preserve"> PAGEREF _Toc243305582 \h </w:instrText>
             </w:r>
             <w:r>
               <w:rPr>
@@ -812,7 +812,7 @@
               <w14:ligatures w14:val="standardContextual"/>
             </w:rPr>
           </w:pPr>
-          <w:hyperlink w:anchor="_Toc243304478" w:history="1">
+          <w:hyperlink w:anchor="_Toc243305583" w:history="1">
             <w:r>
               <w:rPr>
                 <w:rStyle w:val="Hipervnculo"/>
@@ -836,7 +836,7 @@
               <w:rPr>
                 <w:noProof/>
               </w:rPr>
-              <w:instrText xml:space="preserve"> PAGEREF _Toc243304478 \h </w:instrText>
+              <w:instrText xml:space="preserve"> PAGEREF _Toc243305583 \h </w:instrText>
             </w:r>
             <w:r>
               <w:rPr>
@@ -879,7 +879,7 @@
               <w14:ligatures w14:val="standardContextual"/>
             </w:rPr>
           </w:pPr>
-          <w:hyperlink w:anchor="_Toc243304479" w:history="1">
+          <w:hyperlink w:anchor="_Toc243305584" w:history="1">
             <w:r>
               <w:rPr>
                 <w:rStyle w:val="Hipervnculo"/>
@@ -903,7 +903,7 @@
               <w:rPr>
                 <w:noProof/>
               </w:rPr>
-              <w:instrText xml:space="preserve"> PAGEREF _Toc243304479 \h </w:instrText>
+              <w:instrText xml:space="preserve"> PAGEREF _Toc243305584 \h </w:instrText>
             </w:r>
             <w:r>
               <w:rPr>
@@ -946,7 +946,7 @@
               <w14:ligatures w14:val="standardContextual"/>
             </w:rPr>
           </w:pPr>
-          <w:hyperlink w:anchor="_Toc243304480" w:history="1">
+          <w:hyperlink w:anchor="_Toc243305585" w:history="1">
             <w:r>
               <w:rPr>
                 <w:rStyle w:val="Hipervnculo"/>
@@ -970,7 +970,7 @@
               <w:rPr>
                 <w:noProof/>
               </w:rPr>
-              <w:instrText xml:space="preserve"> PAGEREF _Toc243304480 \h </w:instrText>
+              <w:instrText xml:space="preserve"> PAGEREF _Toc243305585 \h </w:instrText>
             </w:r>
             <w:r>
               <w:rPr>
@@ -1013,7 +1013,7 @@
               <w14:ligatures w14:val="standardContextual"/>
             </w:rPr>
           </w:pPr>
-          <w:hyperlink w:anchor="_Toc243304481" w:history="1">
+          <w:hyperlink w:anchor="_Toc243305586" w:history="1">
             <w:r>
               <w:rPr>
                 <w:rStyle w:val="Hipervnculo"/>
@@ -1037,7 +1037,7 @@
               <w:rPr>
                 <w:noProof/>
               </w:rPr>
-              <w:instrText xml:space="preserve"> PAGEREF _Toc243304481 \h </w:instrText>
+              <w:instrText xml:space="preserve"> PAGEREF _Toc243305586 \h </w:instrText>
             </w:r>
             <w:r>
               <w:rPr>
@@ -1080,7 +1080,7 @@
               <w14:ligatures w14:val="standardContextual"/>
             </w:rPr>
           </w:pPr>
-          <w:hyperlink w:anchor="_Toc243304482" w:history="1">
+          <w:hyperlink w:anchor="_Toc243305587" w:history="1">
             <w:r>
               <w:rPr>
                 <w:rStyle w:val="Hipervnculo"/>
@@ -1104,7 +1104,7 @@
               <w:rPr>
                 <w:noProof/>
               </w:rPr>
-              <w:instrText xml:space="preserve"> PAGEREF _Toc243304482 \h </w:instrText>
+              <w:instrText xml:space="preserve"> PAGEREF _Toc243305587 \h </w:instrText>
             </w:r>
             <w:r>
               <w:rPr>
@@ -1147,7 +1147,7 @@
               <w14:ligatures w14:val="standardContextual"/>
             </w:rPr>
           </w:pPr>
-          <w:hyperlink w:anchor="_Toc243304483" w:history="1">
+          <w:hyperlink w:anchor="_Toc243305588" w:history="1">
             <w:r>
               <w:rPr>
                 <w:rStyle w:val="Hipervnculo"/>
@@ -1171,7 +1171,7 @@
               <w:rPr>
                 <w:noProof/>
               </w:rPr>
-              <w:instrText xml:space="preserve"> PAGEREF _Toc243304483 \h </w:instrText>
+              <w:instrText xml:space="preserve"> PAGEREF _Toc243305588 \h </w:instrText>
             </w:r>
             <w:r>
               <w:rPr>
@@ -1215,7 +1215,7 @@
         <w:pStyle w:val="Ttulo1"/>
         <w:keepNext/>
       </w:pPr>
-      <w:bookmarkStart w:id="0" w:name="_Toc243304473"/>
+      <w:bookmarkStart w:id="0" w:name="_Toc243305578"/>
       <w:r>
         <w:t>1. Resumen</w:t>
       </w:r>
@@ -1274,7 +1274,7 @@
         <w:pStyle w:val="Ttulo1"/>
         <w:keepNext/>
       </w:pPr>
-      <w:bookmarkStart w:id="1" w:name="_Toc243304474"/>
+      <w:bookmarkStart w:id="1" w:name="_Toc243305579"/>
       <w:r>
         <w:t>2. Autenticación</w:t>
       </w:r>
@@ -1285,7 +1285,7 @@
         <w:pStyle w:val="Ttulo2"/>
         <w:keepNext/>
       </w:pPr>
-      <w:bookmarkStart w:id="2" w:name="_Toc243304475"/>
+      <w:bookmarkStart w:id="2" w:name="_Toc243305580"/>
       <w:r>
         <w:t>2.1 Inicio de sesión</w:t>
       </w:r>
@@ -1400,7 +1400,7 @@
         <w:pStyle w:val="Ttulo2"/>
         <w:keepNext/>
       </w:pPr>
-      <w:bookmarkStart w:id="3" w:name="_Toc243304476"/>
+      <w:bookmarkStart w:id="3" w:name="_Toc243305581"/>
       <w:r>
         <w:t>2.2 Bloqueo por intentos fallidos</w:t>
       </w:r>
@@ -1702,7 +1702,7 @@
         <w:pStyle w:val="Ttulo2"/>
         <w:keepNext/>
       </w:pPr>
-      <w:bookmarkStart w:id="4" w:name="_Toc243304477"/>
+      <w:bookmarkStart w:id="4" w:name="_Toc243305582"/>
       <w:r>
         <w:t>2.3 Sesiones</w:t>
       </w:r>
@@ -1849,7 +1849,7 @@
         <w:pStyle w:val="Ttulo1"/>
         <w:keepNext/>
       </w:pPr>
-      <w:bookmarkStart w:id="5" w:name="_Toc243304478"/>
+      <w:bookmarkStart w:id="5" w:name="_Toc243305583"/>
       <w:r>
         <w:t>3. Roles</w:t>
       </w:r>
@@ -2120,7 +2120,7 @@
         <w:pStyle w:val="Ttulo1"/>
         <w:keepNext/>
       </w:pPr>
-      <w:bookmarkStart w:id="6" w:name="_Toc243304479"/>
+      <w:bookmarkStart w:id="6" w:name="_Toc243305584"/>
       <w:r>
         <w:t>4. Permisos</w:t>
       </w:r>
@@ -4634,7 +4634,7 @@
         <w:pStyle w:val="Ttulo1"/>
         <w:keepNext/>
       </w:pPr>
-      <w:bookmarkStart w:id="7" w:name="_Toc243304480"/>
+      <w:bookmarkStart w:id="7" w:name="_Toc243305585"/>
       <w:r>
         <w:t>5. Manejo de credenciales</w:t>
       </w:r>
@@ -5191,7 +5191,7 @@
         <w:pStyle w:val="Ttulo1"/>
         <w:keepNext/>
       </w:pPr>
-      <w:bookmarkStart w:id="8" w:name="_Toc243304481"/>
+      <w:bookmarkStart w:id="8" w:name="_Toc243305586"/>
       <w:r>
         <w:t>6. Protección de la aplicación</w:t>
       </w:r>
@@ -5996,7 +5996,7 @@
         <w:pStyle w:val="Ttulo1"/>
         <w:keepNext/>
       </w:pPr>
-      <w:bookmarkStart w:id="9" w:name="_Toc243304482"/>
+      <w:bookmarkStart w:id="9" w:name="_Toc243305587"/>
       <w:r>
         <w:t>7. Auditoría y registro</w:t>
       </w:r>
@@ -6111,7 +6111,7 @@
         <w:pStyle w:val="Ttulo1"/>
         <w:keepNext/>
       </w:pPr>
-      <w:bookmarkStart w:id="10" w:name="_Toc243304483"/>
+      <w:bookmarkStart w:id="10" w:name="_Toc243305588"/>
       <w:r>
         <w:t>8. Pendientes recomendados para producción</w:t>
       </w:r>
@@ -6358,10 +6358,72 @@
 <file path=word/numbering.xml><?xml version="1.0" encoding="utf-8"?>
 <w:numbering xmlns:wpc="http://schemas.microsoft.com/office/word/2010/wordprocessingCanvas" xmlns:cx="http://schemas.microsoft.com/office/drawing/2014/chartex" xmlns:cx1="http://schemas.microsoft.com/office/drawing/2015/9/8/chartex" xmlns:cx2="http://schemas.microsoft.com/office/drawing/2015/10/21/chartex" xmlns:cx3="http://schemas.microsoft.com/office/drawing/2016/5/9/chartex" xmlns:cx4="http://schemas.microsoft.com/office/drawing/2016/5/10/chartex" xmlns:cx5="http://schemas.microsoft.com/office/drawing/2016/5/11/chartex" xmlns:cx6="http://schemas.microsoft.com/office/drawing/2016/5/12/chartex" xmlns:cx7="http://schemas.microsoft.com/office/drawing/2016/5/13/chartex" xmlns:cx8="http://schemas.microsoft.com/office/drawing/2016/5/14/chartex" xmlns:mc="http://schemas.openxmlformats.org/markup-compatibility/2006" xmlns:aink="http://schemas.microsoft.com/office/drawing/2016/ink" xmlns:am3d="http://schemas.microsoft.com/office/drawing/2017/model3d" xmlns:o="urn:schemas-microsoft-com:office:office" xmlns:oel="http://schemas.microsoft.com/office/2019/extlst" xmlns:r="http://schemas.openxmlformats.org/officeDocument/2006/relationships" xmlns:m="http://schemas.openxmlformats.org/officeDocument/2006/math" xmlns:v="urn:schemas-microsoft-com:vml" xmlns:wp14="http://schemas.microsoft.com/office/word/2010/wordprocessingDrawing" xmlns:wp="http://schemas.openxmlformats.org/drawingml/2006/wordprocessingDrawing" xmlns:w10="urn:schemas-microsoft-com:office:word" xmlns:w="http://schemas.openxmlformats.org/wordprocessingml/2006/main" xmlns:w14="http://schemas.microsoft.com/office/word/2010/wordml" xmlns:w15="http://schemas.microsoft.com/office/word/2012/wordml" xmlns:w16cex="http://schemas.microsoft.com/office/word/2018/wordml/cex" xmlns:w16cid="http://schemas.microsoft.com/office/word/2016/wordml/cid" xmlns:w16="http://schemas.microsoft.com/office/word/2018/wordml" xmlns:w16du="http://schemas.microsoft.com/office/word/2023/wordml/word16du" xmlns:w16sdtdh="http://schemas.microsoft.com/office/word/2020/wordml/sdtdatahash" xmlns:w16sdtfl="http://schemas.microsoft.com/office/word/2024/wordml/sdtformatlock" xmlns:w16se="http://schemas.microsoft.com/office/word/2015/wordml/symex" xmlns:wpg="http://schemas.microsoft.com/office/word/2010/wordprocessingGroup" xmlns:wpi="http://schemas.microsoft.com/office/word/2010/wordprocessingInk" xmlns:wne="http://schemas.microsoft.com/office/word/2006/wordml" xmlns:wps="http://schemas.microsoft.com/office/word/2010/wordprocessingShape" mc:Ignorable="w14 w15 w16se w16cid w16 w16cex w16sdtdh w16sdtfl w16du wp14">
   <w:abstractNum w:abstractNumId="0" w15:restartNumberingAfterBreak="0">
-    <w:nsid w:val="133E68E7"/>
+    <w:nsid w:val="578969AA"/>
     <w:multiLevelType w:val="hybridMultilevel"/>
-    <w:tmpl w:val="8758CCA4"/>
-    <w:lvl w:ilvl="0" w:tplc="5F0824EC" w:tentative="1">
+    <w:tmpl w:val="E0885E68"/>
+    <w:lvl w:ilvl="0" w:tplc="1DCA545A">
+      <w:start w:val="1"/>
+      <w:numFmt w:val="bullet"/>
+      <w:lvlText w:val="•"/>
+      <w:lvlJc w:val="left"/>
+      <w:pPr>
+        <w:ind w:left="400" w:hanging="260"/>
+      </w:pPr>
+    </w:lvl>
+    <w:lvl w:ilvl="1" w:tplc="6E38E7F8" w:tentative="1">
+      <w:start w:val="1"/>
+      <w:numFmt w:val="bullet"/>
+      <w:lvlText w:val="–"/>
+      <w:lvlJc w:val="left"/>
+      <w:pPr>
+        <w:ind w:left="760" w:hanging="260"/>
+      </w:pPr>
+    </w:lvl>
+    <w:lvl w:ilvl="2" w:tplc="A5F43412" w:tentative="1">
+      <w:start w:val="1"/>
+      <w:numFmt w:val="bullet"/>
+      <w:lvlText w:val="·"/>
+      <w:lvlJc w:val="left"/>
+      <w:pPr>
+        <w:ind w:left="1120" w:hanging="260"/>
+      </w:pPr>
+    </w:lvl>
+    <w:lvl w:ilvl="3" w:tplc="ED86CDEC">
+      <w:numFmt w:val="decimal"/>
+      <w:lvlText w:val=""/>
+      <w:lvlJc w:val="left"/>
+    </w:lvl>
+    <w:lvl w:ilvl="4" w:tplc="63F8A642">
+      <w:numFmt w:val="decimal"/>
+      <w:lvlText w:val=""/>
+      <w:lvlJc w:val="left"/>
+    </w:lvl>
+    <w:lvl w:ilvl="5" w:tplc="B9466268">
+      <w:numFmt w:val="decimal"/>
+      <w:lvlText w:val=""/>
+      <w:lvlJc w:val="left"/>
+    </w:lvl>
+    <w:lvl w:ilvl="6" w:tplc="940E46C2">
+      <w:numFmt w:val="decimal"/>
+      <w:lvlText w:val=""/>
+      <w:lvlJc w:val="left"/>
+    </w:lvl>
+    <w:lvl w:ilvl="7" w:tplc="E25469B0">
+      <w:numFmt w:val="decimal"/>
+      <w:lvlText w:val=""/>
+      <w:lvlJc w:val="left"/>
+    </w:lvl>
+    <w:lvl w:ilvl="8" w:tplc="E856E372">
+      <w:numFmt w:val="decimal"/>
+      <w:lvlText w:val=""/>
+      <w:lvlJc w:val="left"/>
+    </w:lvl>
+  </w:abstractNum>
+  <w:abstractNum w:abstractNumId="1" w15:restartNumberingAfterBreak="0">
+    <w:nsid w:val="6C752277"/>
+    <w:multiLevelType w:val="hybridMultilevel"/>
+    <w:tmpl w:val="B7304CD8"/>
+    <w:lvl w:ilvl="0" w:tplc="5F629428" w:tentative="1">
       <w:start w:val="1"/>
       <w:numFmt w:val="bullet"/>
       <w:lvlText w:val="●"/>
@@ -6370,7 +6432,7 @@
         <w:ind w:left="720" w:hanging="360"/>
       </w:pPr>
     </w:lvl>
-    <w:lvl w:ilvl="1" w:tplc="C08E9846" w:tentative="1">
+    <w:lvl w:ilvl="1" w:tplc="56544F36" w:tentative="1">
       <w:start w:val="1"/>
       <w:numFmt w:val="bullet"/>
       <w:lvlText w:val="○"/>
@@ -6379,7 +6441,7 @@
         <w:ind w:left="1440" w:hanging="360"/>
       </w:pPr>
     </w:lvl>
-    <w:lvl w:ilvl="2" w:tplc="43D228C2" w:tentative="1">
+    <w:lvl w:ilvl="2" w:tplc="37087944" w:tentative="1">
       <w:start w:val="1"/>
       <w:numFmt w:val="bullet"/>
       <w:lvlText w:val="■"/>
@@ -6388,7 +6450,7 @@
         <w:ind w:left="2160" w:hanging="360"/>
       </w:pPr>
     </w:lvl>
-    <w:lvl w:ilvl="3" w:tplc="07C09D2A" w:tentative="1">
+    <w:lvl w:ilvl="3" w:tplc="BCDCBCDC" w:tentative="1">
       <w:start w:val="1"/>
       <w:numFmt w:val="bullet"/>
       <w:lvlText w:val="●"/>
@@ -6397,7 +6459,7 @@
         <w:ind w:left="2880" w:hanging="360"/>
       </w:pPr>
     </w:lvl>
-    <w:lvl w:ilvl="4" w:tplc="EAC890BC" w:tentative="1">
+    <w:lvl w:ilvl="4" w:tplc="CC102B2A" w:tentative="1">
       <w:start w:val="1"/>
       <w:numFmt w:val="bullet"/>
       <w:lvlText w:val="○"/>
@@ -6406,7 +6468,7 @@
         <w:ind w:left="3600" w:hanging="360"/>
       </w:pPr>
     </w:lvl>
-    <w:lvl w:ilvl="5" w:tplc="065EBD1E" w:tentative="1">
+    <w:lvl w:ilvl="5" w:tplc="743CB558" w:tentative="1">
       <w:start w:val="1"/>
       <w:numFmt w:val="bullet"/>
       <w:lvlText w:val="■"/>
@@ -6415,7 +6477,7 @@
         <w:ind w:left="4320" w:hanging="360"/>
       </w:pPr>
     </w:lvl>
-    <w:lvl w:ilvl="6" w:tplc="D9949228" w:tentative="1">
+    <w:lvl w:ilvl="6" w:tplc="5EB0FDC2" w:tentative="1">
       <w:start w:val="1"/>
       <w:numFmt w:val="bullet"/>
       <w:lvlText w:val="●"/>
@@ -6424,7 +6486,7 @@
         <w:ind w:left="5040" w:hanging="360"/>
       </w:pPr>
     </w:lvl>
-    <w:lvl w:ilvl="7" w:tplc="96DE3094" w:tentative="1">
+    <w:lvl w:ilvl="7" w:tplc="801E66BE" w:tentative="1">
       <w:start w:val="1"/>
       <w:numFmt w:val="bullet"/>
       <w:lvlText w:val="●"/>
@@ -6433,7 +6495,7 @@
         <w:ind w:left="5760" w:hanging="360"/>
       </w:pPr>
     </w:lvl>
-    <w:lvl w:ilvl="8" w:tplc="1DF6CB26" w:tentative="1">
+    <w:lvl w:ilvl="8" w:tplc="0EB0EE74" w:tentative="1">
       <w:start w:val="1"/>
       <w:numFmt w:val="bullet"/>
       <w:lvlText w:val="●"/>
@@ -6443,73 +6505,11 @@
       </w:pPr>
     </w:lvl>
   </w:abstractNum>
-  <w:abstractNum w:abstractNumId="1" w15:restartNumberingAfterBreak="0">
-    <w:nsid w:val="2A3C0A7D"/>
+  <w:abstractNum w:abstractNumId="2" w15:restartNumberingAfterBreak="0">
+    <w:nsid w:val="75480E24"/>
     <w:multiLevelType w:val="hybridMultilevel"/>
-    <w:tmpl w:val="414EDEC6"/>
-    <w:lvl w:ilvl="0" w:tplc="FE582FA4">
-      <w:start w:val="1"/>
-      <w:numFmt w:val="bullet"/>
-      <w:lvlText w:val="•"/>
-      <w:lvlJc w:val="left"/>
-      <w:pPr>
-        <w:ind w:left="400" w:hanging="260"/>
-      </w:pPr>
-    </w:lvl>
-    <w:lvl w:ilvl="1" w:tplc="10DE93C8" w:tentative="1">
-      <w:start w:val="1"/>
-      <w:numFmt w:val="bullet"/>
-      <w:lvlText w:val="–"/>
-      <w:lvlJc w:val="left"/>
-      <w:pPr>
-        <w:ind w:left="760" w:hanging="260"/>
-      </w:pPr>
-    </w:lvl>
-    <w:lvl w:ilvl="2" w:tplc="D4C08388" w:tentative="1">
-      <w:start w:val="1"/>
-      <w:numFmt w:val="bullet"/>
-      <w:lvlText w:val="·"/>
-      <w:lvlJc w:val="left"/>
-      <w:pPr>
-        <w:ind w:left="1120" w:hanging="260"/>
-      </w:pPr>
-    </w:lvl>
-    <w:lvl w:ilvl="3" w:tplc="8A985A06">
-      <w:numFmt w:val="decimal"/>
-      <w:lvlText w:val=""/>
-      <w:lvlJc w:val="left"/>
-    </w:lvl>
-    <w:lvl w:ilvl="4" w:tplc="19E24886">
-      <w:numFmt w:val="decimal"/>
-      <w:lvlText w:val=""/>
-      <w:lvlJc w:val="left"/>
-    </w:lvl>
-    <w:lvl w:ilvl="5" w:tplc="CEF40814">
-      <w:numFmt w:val="decimal"/>
-      <w:lvlText w:val=""/>
-      <w:lvlJc w:val="left"/>
-    </w:lvl>
-    <w:lvl w:ilvl="6" w:tplc="3C7A778E">
-      <w:numFmt w:val="decimal"/>
-      <w:lvlText w:val=""/>
-      <w:lvlJc w:val="left"/>
-    </w:lvl>
-    <w:lvl w:ilvl="7" w:tplc="005AF038">
-      <w:numFmt w:val="decimal"/>
-      <w:lvlText w:val=""/>
-      <w:lvlJc w:val="left"/>
-    </w:lvl>
-    <w:lvl w:ilvl="8" w:tplc="4B068706">
-      <w:numFmt w:val="decimal"/>
-      <w:lvlText w:val=""/>
-      <w:lvlJc w:val="left"/>
-    </w:lvl>
-  </w:abstractNum>
-  <w:abstractNum w:abstractNumId="2" w15:restartNumberingAfterBreak="0">
-    <w:nsid w:val="5BED6CAB"/>
-    <w:multiLevelType w:val="hybridMultilevel"/>
-    <w:tmpl w:val="422628AE"/>
-    <w:lvl w:ilvl="0" w:tplc="02B8930A" w:tentative="1">
+    <w:tmpl w:val="4CAA8800"/>
+    <w:lvl w:ilvl="0" w:tplc="F10C21FC" w:tentative="1">
       <w:start w:val="1"/>
       <w:numFmt w:val="decimal"/>
       <w:lvlText w:val="%1."/>
@@ -6518,55 +6518,55 @@
         <w:ind w:left="420" w:hanging="300"/>
       </w:pPr>
     </w:lvl>
-    <w:lvl w:ilvl="1" w:tplc="775C9C3E">
+    <w:lvl w:ilvl="1" w:tplc="1736CC4A">
       <w:numFmt w:val="decimal"/>
       <w:lvlText w:val=""/>
       <w:lvlJc w:val="left"/>
     </w:lvl>
-    <w:lvl w:ilvl="2" w:tplc="69209064">
+    <w:lvl w:ilvl="2" w:tplc="D1A2B110">
       <w:numFmt w:val="decimal"/>
       <w:lvlText w:val=""/>
       <w:lvlJc w:val="left"/>
     </w:lvl>
-    <w:lvl w:ilvl="3" w:tplc="D8F83498">
+    <w:lvl w:ilvl="3" w:tplc="6046D064">
       <w:numFmt w:val="decimal"/>
       <w:lvlText w:val=""/>
       <w:lvlJc w:val="left"/>
     </w:lvl>
-    <w:lvl w:ilvl="4" w:tplc="02A02EA8">
+    <w:lvl w:ilvl="4" w:tplc="3486885C">
       <w:numFmt w:val="decimal"/>
       <w:lvlText w:val=""/>
       <w:lvlJc w:val="left"/>
     </w:lvl>
-    <w:lvl w:ilvl="5" w:tplc="4B6A86B0">
+    <w:lvl w:ilvl="5" w:tplc="AD7E4936">
       <w:numFmt w:val="decimal"/>
       <w:lvlText w:val=""/>
       <w:lvlJc w:val="left"/>
     </w:lvl>
-    <w:lvl w:ilvl="6" w:tplc="AB0C9EE8">
+    <w:lvl w:ilvl="6" w:tplc="27FEBD5C">
       <w:numFmt w:val="decimal"/>
       <w:lvlText w:val=""/>
       <w:lvlJc w:val="left"/>
     </w:lvl>
-    <w:lvl w:ilvl="7" w:tplc="DB864604">
+    <w:lvl w:ilvl="7" w:tplc="EEAE4F78">
       <w:numFmt w:val="decimal"/>
       <w:lvlText w:val=""/>
       <w:lvlJc w:val="left"/>
     </w:lvl>
-    <w:lvl w:ilvl="8" w:tplc="8D522C56">
+    <w:lvl w:ilvl="8" w:tplc="2C32DB8E">
       <w:numFmt w:val="decimal"/>
       <w:lvlText w:val=""/>
       <w:lvlJc w:val="left"/>
     </w:lvl>
   </w:abstractNum>
-  <w:num w:numId="1" w16cid:durableId="945038078">
-    <w:abstractNumId w:val="0"/>
+  <w:num w:numId="1" w16cid:durableId="2078505084">
+    <w:abstractNumId w:val="1"/>
     <w:lvlOverride w:ilvl="0">
       <w:startOverride w:val="1"/>
     </w:lvlOverride>
   </w:num>
-  <w:num w:numId="2" w16cid:durableId="1122262985">
-    <w:abstractNumId w:val="1"/>
+  <w:num w:numId="2" w16cid:durableId="2014408980">
+    <w:abstractNumId w:val="0"/>
     <w:lvlOverride w:ilvl="0">
       <w:startOverride w:val="1"/>
     </w:lvlOverride>
@@ -7207,7 +7207,7 @@
     <w:autoRedefine/>
     <w:uiPriority w:val="39"/>
     <w:unhideWhenUsed/>
-    <w:rsid w:val="00C84E44"/>
+    <w:rsid w:val="00405623"/>
     <w:pPr>
       <w:spacing w:after="100"/>
     </w:pPr>
@@ -7219,7 +7219,7 @@
     <w:autoRedefine/>
     <w:uiPriority w:val="39"/>
     <w:unhideWhenUsed/>
-    <w:rsid w:val="00C84E44"/>
+    <w:rsid w:val="00405623"/>
     <w:pPr>
       <w:spacing w:after="100"/>
       <w:ind w:left="210"/>

--- a/documentacion/Seguridad.docx
+++ b/documentacion/Seguridad.docx
@@ -448,7 +448,7 @@
     <w:sdt>
       <w:sdtPr>
         <w:alias w:val="Contenido"/>
-        <w:id w:val="-919025622"/>
+        <w:id w:val="-478604581"/>
       </w:sdtPr>
       <w:sdtEndPr/>
       <w:sdtContent>
@@ -477,7 +477,7 @@
           <w:r>
             <w:fldChar w:fldCharType="separate"/>
           </w:r>
-          <w:hyperlink w:anchor="_Toc243305578" w:history="1">
+          <w:hyperlink w:anchor="_Toc243312024" w:history="1">
             <w:r>
               <w:rPr>
                 <w:rStyle w:val="Hipervnculo"/>
@@ -501,7 +501,7 @@
               <w:rPr>
                 <w:noProof/>
               </w:rPr>
-              <w:instrText xml:space="preserve"> PAGEREF _Toc243305578 \h </w:instrText>
+              <w:instrText xml:space="preserve"> PAGEREF _Toc243312024 \h </w:instrText>
             </w:r>
             <w:r>
               <w:rPr>
@@ -544,7 +544,7 @@
               <w14:ligatures w14:val="standardContextual"/>
             </w:rPr>
           </w:pPr>
-          <w:hyperlink w:anchor="_Toc243305579" w:history="1">
+          <w:hyperlink w:anchor="_Toc243312025" w:history="1">
             <w:r>
               <w:rPr>
                 <w:rStyle w:val="Hipervnculo"/>
@@ -568,7 +568,7 @@
               <w:rPr>
                 <w:noProof/>
               </w:rPr>
-              <w:instrText xml:space="preserve"> PAGEREF _Toc243305579 \h </w:instrText>
+              <w:instrText xml:space="preserve"> PAGEREF _Toc243312025 \h </w:instrText>
             </w:r>
             <w:r>
               <w:rPr>
@@ -611,7 +611,7 @@
               <w14:ligatures w14:val="standardContextual"/>
             </w:rPr>
           </w:pPr>
-          <w:hyperlink w:anchor="_Toc243305580" w:history="1">
+          <w:hyperlink w:anchor="_Toc243312026" w:history="1">
             <w:r>
               <w:rPr>
                 <w:rStyle w:val="Hipervnculo"/>
@@ -635,7 +635,7 @@
               <w:rPr>
                 <w:noProof/>
               </w:rPr>
-              <w:instrText xml:space="preserve"> PAGEREF _Toc243305580 \h </w:instrText>
+              <w:instrText xml:space="preserve"> PAGEREF _Toc243312026 \h </w:instrText>
             </w:r>
             <w:r>
               <w:rPr>
@@ -678,7 +678,7 @@
               <w14:ligatures w14:val="standardContextual"/>
             </w:rPr>
           </w:pPr>
-          <w:hyperlink w:anchor="_Toc243305581" w:history="1">
+          <w:hyperlink w:anchor="_Toc243312027" w:history="1">
             <w:r>
               <w:rPr>
                 <w:rStyle w:val="Hipervnculo"/>
@@ -702,7 +702,7 @@
               <w:rPr>
                 <w:noProof/>
               </w:rPr>
-              <w:instrText xml:space="preserve"> PAGEREF _Toc243305581 \h </w:instrText>
+              <w:instrText xml:space="preserve"> PAGEREF _Toc243312027 \h </w:instrText>
             </w:r>
             <w:r>
               <w:rPr>
@@ -745,7 +745,7 @@
               <w14:ligatures w14:val="standardContextual"/>
             </w:rPr>
           </w:pPr>
-          <w:hyperlink w:anchor="_Toc243305582" w:history="1">
+          <w:hyperlink w:anchor="_Toc243312028" w:history="1">
             <w:r>
               <w:rPr>
                 <w:rStyle w:val="Hipervnculo"/>
@@ -769,7 +769,7 @@
               <w:rPr>
                 <w:noProof/>
               </w:rPr>
-              <w:instrText xml:space="preserve"> PAGEREF _Toc243305582 \h </w:instrText>
+              <w:instrText xml:space="preserve"> PAGEREF _Toc243312028 \h </w:instrText>
             </w:r>
             <w:r>
               <w:rPr>
@@ -812,7 +812,7 @@
               <w14:ligatures w14:val="standardContextual"/>
             </w:rPr>
           </w:pPr>
-          <w:hyperlink w:anchor="_Toc243305583" w:history="1">
+          <w:hyperlink w:anchor="_Toc243312029" w:history="1">
             <w:r>
               <w:rPr>
                 <w:rStyle w:val="Hipervnculo"/>
@@ -836,7 +836,7 @@
               <w:rPr>
                 <w:noProof/>
               </w:rPr>
-              <w:instrText xml:space="preserve"> PAGEREF _Toc243305583 \h </w:instrText>
+              <w:instrText xml:space="preserve"> PAGEREF _Toc243312029 \h </w:instrText>
             </w:r>
             <w:r>
               <w:rPr>
@@ -879,7 +879,7 @@
               <w14:ligatures w14:val="standardContextual"/>
             </w:rPr>
           </w:pPr>
-          <w:hyperlink w:anchor="_Toc243305584" w:history="1">
+          <w:hyperlink w:anchor="_Toc243312030" w:history="1">
             <w:r>
               <w:rPr>
                 <w:rStyle w:val="Hipervnculo"/>
@@ -903,7 +903,7 @@
               <w:rPr>
                 <w:noProof/>
               </w:rPr>
-              <w:instrText xml:space="preserve"> PAGEREF _Toc243305584 \h </w:instrText>
+              <w:instrText xml:space="preserve"> PAGEREF _Toc243312030 \h </w:instrText>
             </w:r>
             <w:r>
               <w:rPr>
@@ -946,7 +946,7 @@
               <w14:ligatures w14:val="standardContextual"/>
             </w:rPr>
           </w:pPr>
-          <w:hyperlink w:anchor="_Toc243305585" w:history="1">
+          <w:hyperlink w:anchor="_Toc243312031" w:history="1">
             <w:r>
               <w:rPr>
                 <w:rStyle w:val="Hipervnculo"/>
@@ -970,7 +970,7 @@
               <w:rPr>
                 <w:noProof/>
               </w:rPr>
-              <w:instrText xml:space="preserve"> PAGEREF _Toc243305585 \h </w:instrText>
+              <w:instrText xml:space="preserve"> PAGEREF _Toc243312031 \h </w:instrText>
             </w:r>
             <w:r>
               <w:rPr>
@@ -1013,7 +1013,7 @@
               <w14:ligatures w14:val="standardContextual"/>
             </w:rPr>
           </w:pPr>
-          <w:hyperlink w:anchor="_Toc243305586" w:history="1">
+          <w:hyperlink w:anchor="_Toc243312032" w:history="1">
             <w:r>
               <w:rPr>
                 <w:rStyle w:val="Hipervnculo"/>
@@ -1037,7 +1037,7 @@
               <w:rPr>
                 <w:noProof/>
               </w:rPr>
-              <w:instrText xml:space="preserve"> PAGEREF _Toc243305586 \h </w:instrText>
+              <w:instrText xml:space="preserve"> PAGEREF _Toc243312032 \h </w:instrText>
             </w:r>
             <w:r>
               <w:rPr>
@@ -1080,7 +1080,7 @@
               <w14:ligatures w14:val="standardContextual"/>
             </w:rPr>
           </w:pPr>
-          <w:hyperlink w:anchor="_Toc243305587" w:history="1">
+          <w:hyperlink w:anchor="_Toc243312033" w:history="1">
             <w:r>
               <w:rPr>
                 <w:rStyle w:val="Hipervnculo"/>
@@ -1104,7 +1104,7 @@
               <w:rPr>
                 <w:noProof/>
               </w:rPr>
-              <w:instrText xml:space="preserve"> PAGEREF _Toc243305587 \h </w:instrText>
+              <w:instrText xml:space="preserve"> PAGEREF _Toc243312033 \h </w:instrText>
             </w:r>
             <w:r>
               <w:rPr>
@@ -1147,7 +1147,7 @@
               <w14:ligatures w14:val="standardContextual"/>
             </w:rPr>
           </w:pPr>
-          <w:hyperlink w:anchor="_Toc243305588" w:history="1">
+          <w:hyperlink w:anchor="_Toc243312034" w:history="1">
             <w:r>
               <w:rPr>
                 <w:rStyle w:val="Hipervnculo"/>
@@ -1171,7 +1171,7 @@
               <w:rPr>
                 <w:noProof/>
               </w:rPr>
-              <w:instrText xml:space="preserve"> PAGEREF _Toc243305588 \h </w:instrText>
+              <w:instrText xml:space="preserve"> PAGEREF _Toc243312034 \h </w:instrText>
             </w:r>
             <w:r>
               <w:rPr>
@@ -1215,7 +1215,7 @@
         <w:pStyle w:val="Ttulo1"/>
         <w:keepNext/>
       </w:pPr>
-      <w:bookmarkStart w:id="0" w:name="_Toc243305578"/>
+      <w:bookmarkStart w:id="0" w:name="_Toc243312024"/>
       <w:r>
         <w:t>1. Resumen</w:t>
       </w:r>
@@ -1274,7 +1274,7 @@
         <w:pStyle w:val="Ttulo1"/>
         <w:keepNext/>
       </w:pPr>
-      <w:bookmarkStart w:id="1" w:name="_Toc243305579"/>
+      <w:bookmarkStart w:id="1" w:name="_Toc243312025"/>
       <w:r>
         <w:t>2. Autenticación</w:t>
       </w:r>
@@ -1285,7 +1285,7 @@
         <w:pStyle w:val="Ttulo2"/>
         <w:keepNext/>
       </w:pPr>
-      <w:bookmarkStart w:id="2" w:name="_Toc243305580"/>
+      <w:bookmarkStart w:id="2" w:name="_Toc243312026"/>
       <w:r>
         <w:t>2.1 Inicio de sesión</w:t>
       </w:r>
@@ -1400,7 +1400,7 @@
         <w:pStyle w:val="Ttulo2"/>
         <w:keepNext/>
       </w:pPr>
-      <w:bookmarkStart w:id="3" w:name="_Toc243305581"/>
+      <w:bookmarkStart w:id="3" w:name="_Toc243312027"/>
       <w:r>
         <w:t>2.2 Bloqueo por intentos fallidos</w:t>
       </w:r>
@@ -1702,7 +1702,7 @@
         <w:pStyle w:val="Ttulo2"/>
         <w:keepNext/>
       </w:pPr>
-      <w:bookmarkStart w:id="4" w:name="_Toc243305582"/>
+      <w:bookmarkStart w:id="4" w:name="_Toc243312028"/>
       <w:r>
         <w:t>2.3 Sesiones</w:t>
       </w:r>
@@ -1849,7 +1849,7 @@
         <w:pStyle w:val="Ttulo1"/>
         <w:keepNext/>
       </w:pPr>
-      <w:bookmarkStart w:id="5" w:name="_Toc243305583"/>
+      <w:bookmarkStart w:id="5" w:name="_Toc243312029"/>
       <w:r>
         <w:t>3. Roles</w:t>
       </w:r>
@@ -2120,7 +2120,7 @@
         <w:pStyle w:val="Ttulo1"/>
         <w:keepNext/>
       </w:pPr>
-      <w:bookmarkStart w:id="6" w:name="_Toc243305584"/>
+      <w:bookmarkStart w:id="6" w:name="_Toc243312030"/>
       <w:r>
         <w:t>4. Permisos</w:t>
       </w:r>
@@ -4634,7 +4634,7 @@
         <w:pStyle w:val="Ttulo1"/>
         <w:keepNext/>
       </w:pPr>
-      <w:bookmarkStart w:id="7" w:name="_Toc243305585"/>
+      <w:bookmarkStart w:id="7" w:name="_Toc243312031"/>
       <w:r>
         <w:t>5. Manejo de credenciales</w:t>
       </w:r>
@@ -5191,7 +5191,7 @@
         <w:pStyle w:val="Ttulo1"/>
         <w:keepNext/>
       </w:pPr>
-      <w:bookmarkStart w:id="8" w:name="_Toc243305586"/>
+      <w:bookmarkStart w:id="8" w:name="_Toc243312032"/>
       <w:r>
         <w:t>6. Protección de la aplicación</w:t>
       </w:r>
@@ -5996,7 +5996,7 @@
         <w:pStyle w:val="Ttulo1"/>
         <w:keepNext/>
       </w:pPr>
-      <w:bookmarkStart w:id="9" w:name="_Toc243305587"/>
+      <w:bookmarkStart w:id="9" w:name="_Toc243312033"/>
       <w:r>
         <w:t>7. Auditoría y registro</w:t>
       </w:r>
@@ -6111,7 +6111,7 @@
         <w:pStyle w:val="Ttulo1"/>
         <w:keepNext/>
       </w:pPr>
-      <w:bookmarkStart w:id="10" w:name="_Toc243305588"/>
+      <w:bookmarkStart w:id="10" w:name="_Toc243312034"/>
       <w:r>
         <w:t>8. Pendientes recomendados para producción</w:t>
       </w:r>
@@ -6358,10 +6358,64 @@
 <file path=word/numbering.xml><?xml version="1.0" encoding="utf-8"?>
 <w:numbering xmlns:wpc="http://schemas.microsoft.com/office/word/2010/wordprocessingCanvas" xmlns:cx="http://schemas.microsoft.com/office/drawing/2014/chartex" xmlns:cx1="http://schemas.microsoft.com/office/drawing/2015/9/8/chartex" xmlns:cx2="http://schemas.microsoft.com/office/drawing/2015/10/21/chartex" xmlns:cx3="http://schemas.microsoft.com/office/drawing/2016/5/9/chartex" xmlns:cx4="http://schemas.microsoft.com/office/drawing/2016/5/10/chartex" xmlns:cx5="http://schemas.microsoft.com/office/drawing/2016/5/11/chartex" xmlns:cx6="http://schemas.microsoft.com/office/drawing/2016/5/12/chartex" xmlns:cx7="http://schemas.microsoft.com/office/drawing/2016/5/13/chartex" xmlns:cx8="http://schemas.microsoft.com/office/drawing/2016/5/14/chartex" xmlns:mc="http://schemas.openxmlformats.org/markup-compatibility/2006" xmlns:aink="http://schemas.microsoft.com/office/drawing/2016/ink" xmlns:am3d="http://schemas.microsoft.com/office/drawing/2017/model3d" xmlns:o="urn:schemas-microsoft-com:office:office" xmlns:oel="http://schemas.microsoft.com/office/2019/extlst" xmlns:r="http://schemas.openxmlformats.org/officeDocument/2006/relationships" xmlns:m="http://schemas.openxmlformats.org/officeDocument/2006/math" xmlns:v="urn:schemas-microsoft-com:vml" xmlns:wp14="http://schemas.microsoft.com/office/word/2010/wordprocessingDrawing" xmlns:wp="http://schemas.openxmlformats.org/drawingml/2006/wordprocessingDrawing" xmlns:w10="urn:schemas-microsoft-com:office:word" xmlns:w="http://schemas.openxmlformats.org/wordprocessingml/2006/main" xmlns:w14="http://schemas.microsoft.com/office/word/2010/wordml" xmlns:w15="http://schemas.microsoft.com/office/word/2012/wordml" xmlns:w16cex="http://schemas.microsoft.com/office/word/2018/wordml/cex" xmlns:w16cid="http://schemas.microsoft.com/office/word/2016/wordml/cid" xmlns:w16="http://schemas.microsoft.com/office/word/2018/wordml" xmlns:w16du="http://schemas.microsoft.com/office/word/2023/wordml/word16du" xmlns:w16sdtdh="http://schemas.microsoft.com/office/word/2020/wordml/sdtdatahash" xmlns:w16sdtfl="http://schemas.microsoft.com/office/word/2024/wordml/sdtformatlock" xmlns:w16se="http://schemas.microsoft.com/office/word/2015/wordml/symex" xmlns:wpg="http://schemas.microsoft.com/office/word/2010/wordprocessingGroup" xmlns:wpi="http://schemas.microsoft.com/office/word/2010/wordprocessingInk" xmlns:wne="http://schemas.microsoft.com/office/word/2006/wordml" xmlns:wps="http://schemas.microsoft.com/office/word/2010/wordprocessingShape" mc:Ignorable="w14 w15 w16se w16cid w16 w16cex w16sdtdh w16sdtfl w16du wp14">
   <w:abstractNum w:abstractNumId="0" w15:restartNumberingAfterBreak="0">
-    <w:nsid w:val="578969AA"/>
+    <w:nsid w:val="4A445312"/>
     <w:multiLevelType w:val="hybridMultilevel"/>
-    <w:tmpl w:val="E0885E68"/>
-    <w:lvl w:ilvl="0" w:tplc="1DCA545A">
+    <w:tmpl w:val="4D8680F2"/>
+    <w:lvl w:ilvl="0" w:tplc="24728344" w:tentative="1">
+      <w:start w:val="1"/>
+      <w:numFmt w:val="decimal"/>
+      <w:lvlText w:val="%1."/>
+      <w:lvlJc w:val="left"/>
+      <w:pPr>
+        <w:ind w:left="420" w:hanging="300"/>
+      </w:pPr>
+    </w:lvl>
+    <w:lvl w:ilvl="1" w:tplc="31D2AE42">
+      <w:numFmt w:val="decimal"/>
+      <w:lvlText w:val=""/>
+      <w:lvlJc w:val="left"/>
+    </w:lvl>
+    <w:lvl w:ilvl="2" w:tplc="B32AFF84">
+      <w:numFmt w:val="decimal"/>
+      <w:lvlText w:val=""/>
+      <w:lvlJc w:val="left"/>
+    </w:lvl>
+    <w:lvl w:ilvl="3" w:tplc="0B365D8A">
+      <w:numFmt w:val="decimal"/>
+      <w:lvlText w:val=""/>
+      <w:lvlJc w:val="left"/>
+    </w:lvl>
+    <w:lvl w:ilvl="4" w:tplc="CCB6FEC4">
+      <w:numFmt w:val="decimal"/>
+      <w:lvlText w:val=""/>
+      <w:lvlJc w:val="left"/>
+    </w:lvl>
+    <w:lvl w:ilvl="5" w:tplc="4662A372">
+      <w:numFmt w:val="decimal"/>
+      <w:lvlText w:val=""/>
+      <w:lvlJc w:val="left"/>
+    </w:lvl>
+    <w:lvl w:ilvl="6" w:tplc="DEBC6C70">
+      <w:numFmt w:val="decimal"/>
+      <w:lvlText w:val=""/>
+      <w:lvlJc w:val="left"/>
+    </w:lvl>
+    <w:lvl w:ilvl="7" w:tplc="A17C7C88">
+      <w:numFmt w:val="decimal"/>
+      <w:lvlText w:val=""/>
+      <w:lvlJc w:val="left"/>
+    </w:lvl>
+    <w:lvl w:ilvl="8" w:tplc="14BEFE02">
+      <w:numFmt w:val="decimal"/>
+      <w:lvlText w:val=""/>
+      <w:lvlJc w:val="left"/>
+    </w:lvl>
+  </w:abstractNum>
+  <w:abstractNum w:abstractNumId="1" w15:restartNumberingAfterBreak="0">
+    <w:nsid w:val="62BE6F4A"/>
+    <w:multiLevelType w:val="hybridMultilevel"/>
+    <w:tmpl w:val="7A800A04"/>
+    <w:lvl w:ilvl="0" w:tplc="7FF09084">
       <w:start w:val="1"/>
       <w:numFmt w:val="bullet"/>
       <w:lvlText w:val="•"/>
@@ -6370,7 +6424,7 @@
         <w:ind w:left="400" w:hanging="260"/>
       </w:pPr>
     </w:lvl>
-    <w:lvl w:ilvl="1" w:tplc="6E38E7F8" w:tentative="1">
+    <w:lvl w:ilvl="1" w:tplc="ACD84FB4" w:tentative="1">
       <w:start w:val="1"/>
       <w:numFmt w:val="bullet"/>
       <w:lvlText w:val="–"/>
@@ -6379,7 +6433,7 @@
         <w:ind w:left="760" w:hanging="260"/>
       </w:pPr>
     </w:lvl>
-    <w:lvl w:ilvl="2" w:tplc="A5F43412" w:tentative="1">
+    <w:lvl w:ilvl="2" w:tplc="344EF11E" w:tentative="1">
       <w:start w:val="1"/>
       <w:numFmt w:val="bullet"/>
       <w:lvlText w:val="·"/>
@@ -6388,42 +6442,42 @@
         <w:ind w:left="1120" w:hanging="260"/>
       </w:pPr>
     </w:lvl>
-    <w:lvl w:ilvl="3" w:tplc="ED86CDEC">
+    <w:lvl w:ilvl="3" w:tplc="A17CACCC">
       <w:numFmt w:val="decimal"/>
       <w:lvlText w:val=""/>
       <w:lvlJc w:val="left"/>
     </w:lvl>
-    <w:lvl w:ilvl="4" w:tplc="63F8A642">
+    <w:lvl w:ilvl="4" w:tplc="9948CB10">
       <w:numFmt w:val="decimal"/>
       <w:lvlText w:val=""/>
       <w:lvlJc w:val="left"/>
     </w:lvl>
-    <w:lvl w:ilvl="5" w:tplc="B9466268">
+    <w:lvl w:ilvl="5" w:tplc="DA98A70E">
       <w:numFmt w:val="decimal"/>
       <w:lvlText w:val=""/>
       <w:lvlJc w:val="left"/>
     </w:lvl>
-    <w:lvl w:ilvl="6" w:tplc="940E46C2">
+    <w:lvl w:ilvl="6" w:tplc="61F8F746">
       <w:numFmt w:val="decimal"/>
       <w:lvlText w:val=""/>
       <w:lvlJc w:val="left"/>
     </w:lvl>
-    <w:lvl w:ilvl="7" w:tplc="E25469B0">
+    <w:lvl w:ilvl="7" w:tplc="DEE45270">
       <w:numFmt w:val="decimal"/>
       <w:lvlText w:val=""/>
       <w:lvlJc w:val="left"/>
     </w:lvl>
-    <w:lvl w:ilvl="8" w:tplc="E856E372">
+    <w:lvl w:ilvl="8" w:tplc="E7763D8C">
       <w:numFmt w:val="decimal"/>
       <w:lvlText w:val=""/>
       <w:lvlJc w:val="left"/>
     </w:lvl>
   </w:abstractNum>
-  <w:abstractNum w:abstractNumId="1" w15:restartNumberingAfterBreak="0">
-    <w:nsid w:val="6C752277"/>
+  <w:abstractNum w:abstractNumId="2" w15:restartNumberingAfterBreak="0">
+    <w:nsid w:val="7E0603E9"/>
     <w:multiLevelType w:val="hybridMultilevel"/>
-    <w:tmpl w:val="B7304CD8"/>
-    <w:lvl w:ilvl="0" w:tplc="5F629428" w:tentative="1">
+    <w:tmpl w:val="463A957C"/>
+    <w:lvl w:ilvl="0" w:tplc="5428DF58" w:tentative="1">
       <w:start w:val="1"/>
       <w:numFmt w:val="bullet"/>
       <w:lvlText w:val="●"/>
@@ -6432,7 +6486,7 @@
         <w:ind w:left="720" w:hanging="360"/>
       </w:pPr>
     </w:lvl>
-    <w:lvl w:ilvl="1" w:tplc="56544F36" w:tentative="1">
+    <w:lvl w:ilvl="1" w:tplc="CE0C4496" w:tentative="1">
       <w:start w:val="1"/>
       <w:numFmt w:val="bullet"/>
       <w:lvlText w:val="○"/>
@@ -6441,7 +6495,7 @@
         <w:ind w:left="1440" w:hanging="360"/>
       </w:pPr>
     </w:lvl>
-    <w:lvl w:ilvl="2" w:tplc="37087944" w:tentative="1">
+    <w:lvl w:ilvl="2" w:tplc="BFFC989E" w:tentative="1">
       <w:start w:val="1"/>
       <w:numFmt w:val="bullet"/>
       <w:lvlText w:val="■"/>
@@ -6450,7 +6504,7 @@
         <w:ind w:left="2160" w:hanging="360"/>
       </w:pPr>
     </w:lvl>
-    <w:lvl w:ilvl="3" w:tplc="BCDCBCDC" w:tentative="1">
+    <w:lvl w:ilvl="3" w:tplc="7738005E" w:tentative="1">
       <w:start w:val="1"/>
       <w:numFmt w:val="bullet"/>
       <w:lvlText w:val="●"/>
@@ -6459,7 +6513,7 @@
         <w:ind w:left="2880" w:hanging="360"/>
       </w:pPr>
     </w:lvl>
-    <w:lvl w:ilvl="4" w:tplc="CC102B2A" w:tentative="1">
+    <w:lvl w:ilvl="4" w:tplc="8C7AAAF2" w:tentative="1">
       <w:start w:val="1"/>
       <w:numFmt w:val="bullet"/>
       <w:lvlText w:val="○"/>
@@ -6468,7 +6522,7 @@
         <w:ind w:left="3600" w:hanging="360"/>
       </w:pPr>
     </w:lvl>
-    <w:lvl w:ilvl="5" w:tplc="743CB558" w:tentative="1">
+    <w:lvl w:ilvl="5" w:tplc="B088F7D4" w:tentative="1">
       <w:start w:val="1"/>
       <w:numFmt w:val="bullet"/>
       <w:lvlText w:val="■"/>
@@ -6477,7 +6531,7 @@
         <w:ind w:left="4320" w:hanging="360"/>
       </w:pPr>
     </w:lvl>
-    <w:lvl w:ilvl="6" w:tplc="5EB0FDC2" w:tentative="1">
+    <w:lvl w:ilvl="6" w:tplc="26A85364" w:tentative="1">
       <w:start w:val="1"/>
       <w:numFmt w:val="bullet"/>
       <w:lvlText w:val="●"/>
@@ -6486,7 +6540,7 @@
         <w:ind w:left="5040" w:hanging="360"/>
       </w:pPr>
     </w:lvl>
-    <w:lvl w:ilvl="7" w:tplc="801E66BE" w:tentative="1">
+    <w:lvl w:ilvl="7" w:tplc="80302130" w:tentative="1">
       <w:start w:val="1"/>
       <w:numFmt w:val="bullet"/>
       <w:lvlText w:val="●"/>
@@ -6495,7 +6549,7 @@
         <w:ind w:left="5760" w:hanging="360"/>
       </w:pPr>
     </w:lvl>
-    <w:lvl w:ilvl="8" w:tplc="0EB0EE74" w:tentative="1">
+    <w:lvl w:ilvl="8" w:tplc="A03CBF54" w:tentative="1">
       <w:start w:val="1"/>
       <w:numFmt w:val="bullet"/>
       <w:lvlText w:val="●"/>
@@ -6505,68 +6559,14 @@
       </w:pPr>
     </w:lvl>
   </w:abstractNum>
-  <w:abstractNum w:abstractNumId="2" w15:restartNumberingAfterBreak="0">
-    <w:nsid w:val="75480E24"/>
-    <w:multiLevelType w:val="hybridMultilevel"/>
-    <w:tmpl w:val="4CAA8800"/>
-    <w:lvl w:ilvl="0" w:tplc="F10C21FC" w:tentative="1">
-      <w:start w:val="1"/>
-      <w:numFmt w:val="decimal"/>
-      <w:lvlText w:val="%1."/>
-      <w:lvlJc w:val="left"/>
-      <w:pPr>
-        <w:ind w:left="420" w:hanging="300"/>
-      </w:pPr>
-    </w:lvl>
-    <w:lvl w:ilvl="1" w:tplc="1736CC4A">
-      <w:numFmt w:val="decimal"/>
-      <w:lvlText w:val=""/>
-      <w:lvlJc w:val="left"/>
-    </w:lvl>
-    <w:lvl w:ilvl="2" w:tplc="D1A2B110">
-      <w:numFmt w:val="decimal"/>
-      <w:lvlText w:val=""/>
-      <w:lvlJc w:val="left"/>
-    </w:lvl>
-    <w:lvl w:ilvl="3" w:tplc="6046D064">
-      <w:numFmt w:val="decimal"/>
-      <w:lvlText w:val=""/>
-      <w:lvlJc w:val="left"/>
-    </w:lvl>
-    <w:lvl w:ilvl="4" w:tplc="3486885C">
-      <w:numFmt w:val="decimal"/>
-      <w:lvlText w:val=""/>
-      <w:lvlJc w:val="left"/>
-    </w:lvl>
-    <w:lvl w:ilvl="5" w:tplc="AD7E4936">
-      <w:numFmt w:val="decimal"/>
-      <w:lvlText w:val=""/>
-      <w:lvlJc w:val="left"/>
-    </w:lvl>
-    <w:lvl w:ilvl="6" w:tplc="27FEBD5C">
-      <w:numFmt w:val="decimal"/>
-      <w:lvlText w:val=""/>
-      <w:lvlJc w:val="left"/>
-    </w:lvl>
-    <w:lvl w:ilvl="7" w:tplc="EEAE4F78">
-      <w:numFmt w:val="decimal"/>
-      <w:lvlText w:val=""/>
-      <w:lvlJc w:val="left"/>
-    </w:lvl>
-    <w:lvl w:ilvl="8" w:tplc="2C32DB8E">
-      <w:numFmt w:val="decimal"/>
-      <w:lvlText w:val=""/>
-      <w:lvlJc w:val="left"/>
-    </w:lvl>
-  </w:abstractNum>
-  <w:num w:numId="1" w16cid:durableId="2078505084">
-    <w:abstractNumId w:val="1"/>
+  <w:num w:numId="1" w16cid:durableId="1993825831">
+    <w:abstractNumId w:val="2"/>
     <w:lvlOverride w:ilvl="0">
       <w:startOverride w:val="1"/>
     </w:lvlOverride>
   </w:num>
-  <w:num w:numId="2" w16cid:durableId="2014408980">
-    <w:abstractNumId w:val="0"/>
+  <w:num w:numId="2" w16cid:durableId="532615432">
+    <w:abstractNumId w:val="1"/>
     <w:lvlOverride w:ilvl="0">
       <w:startOverride w:val="1"/>
     </w:lvlOverride>
@@ -7207,7 +7207,7 @@
     <w:autoRedefine/>
     <w:uiPriority w:val="39"/>
     <w:unhideWhenUsed/>
-    <w:rsid w:val="00405623"/>
+    <w:rsid w:val="00CF1201"/>
     <w:pPr>
       <w:spacing w:after="100"/>
     </w:pPr>
@@ -7219,7 +7219,7 @@
     <w:autoRedefine/>
     <w:uiPriority w:val="39"/>
     <w:unhideWhenUsed/>
-    <w:rsid w:val="00405623"/>
+    <w:rsid w:val="00CF1201"/>
     <w:pPr>
       <w:spacing w:after="100"/>
       <w:ind w:left="210"/>
